--- a/klagomål/A 18942-2026 FSC-klagomål.docx
+++ b/klagomål/A 18942-2026 FSC-klagomål.docx
@@ -822,7 +822,7 @@
     <w:r>
       <w:tab/>
       <w:tab/>
-      <w:t>2026-06-15</w:t>
+      <w:t>2026-06-16</w:t>
       <w:br/>
       <w:br/>
     </w:r>

--- a/klagomål/A 18942-2026 FSC-klagomål.docx
+++ b/klagomål/A 18942-2026 FSC-klagomål.docx
@@ -822,7 +822,7 @@
     <w:r>
       <w:tab/>
       <w:tab/>
-      <w:t>2026-06-16</w:t>
+      <w:t>2026-06-17</w:t>
       <w:br/>
       <w:br/>
     </w:r>

--- a/klagomål/A 18942-2026 FSC-klagomål.docx
+++ b/klagomål/A 18942-2026 FSC-klagomål.docx
@@ -1,6 +1,6 @@
 
 <file path=word/document.xml><?xml version="1.0" encoding="utf-8"?>
-<w:document xmlns:wpc="http://schemas.microsoft.com/office/word/2010/wordprocessingCanvas" xmlns:cx="http://schemas.microsoft.com/office/drawing/2014/chartex" xmlns:cx1="http://schemas.microsoft.com/office/drawing/2015/9/8/chartex" xmlns:cx2="http://schemas.microsoft.com/office/drawing/2015/10/21/chartex" xmlns:cx3="http://schemas.microsoft.com/office/drawing/2016/5/9/chartex" xmlns:cx4="http://schemas.microsoft.com/office/drawing/2016/5/10/chartex" xmlns:cx5="http://schemas.microsoft.com/office/drawing/2016/5/11/chartex" xmlns:cx6="http://schemas.microsoft.com/office/drawing/2016/5/12/chartex" xmlns:cx7="http://schemas.microsoft.com/office/drawing/2016/5/13/chartex" xmlns:cx8="http://schemas.microsoft.com/office/drawing/2016/5/14/chartex" xmlns:mc="http://schemas.openxmlformats.org/markup-compatibility/2006" xmlns:aink="http://schemas.microsoft.com/office/drawing/2016/ink" xmlns:am3d="http://schemas.microsoft.com/office/drawing/2017/model3d" xmlns:o="urn:schemas-microsoft-com:office:office" xmlns:oel="http://schemas.microsoft.com/office/2019/extlst" xmlns:r="http://schemas.openxmlformats.org/officeDocument/2006/relationships" xmlns:m="http://schemas.openxmlformats.org/officeDocument/2006/math" xmlns:v="urn:schemas-microsoft-com:vml" xmlns:wp14="http://schemas.microsoft.com/office/word/2010/wordprocessingDrawing" xmlns:wp="http://schemas.openxmlformats.org/drawingml/2006/wordprocessingDrawing" xmlns:w10="urn:schemas-microsoft-com:office:word" xmlns:w="http://schemas.openxmlformats.org/wordprocessingml/2006/main" xmlns:w14="http://schemas.microsoft.com/office/word/2010/wordml" xmlns:w15="http://schemas.microsoft.com/office/word/2012/wordml" xmlns:w16cex="http://schemas.microsoft.com/office/word/2018/wordml/cex" xmlns:w16cid="http://schemas.microsoft.com/office/word/2016/wordml/cid" xmlns:w16="http://schemas.microsoft.com/office/word/2018/wordml" xmlns:w16sdtdh="http://schemas.microsoft.com/office/word/2020/wordml/sdtdatahash" xmlns:w16se="http://schemas.microsoft.com/office/word/2015/wordml/symex" xmlns:wpg="http://schemas.microsoft.com/office/word/2010/wordprocessingGroup" xmlns:wpi="http://schemas.microsoft.com/office/word/2010/wordprocessingInk" xmlns:wne="http://schemas.microsoft.com/office/word/2006/wordml" xmlns:wps="http://schemas.microsoft.com/office/word/2010/wordprocessingShape" mc:Ignorable="w14 w15 w16se w16cid w16 w16cex w16sdtdh wp14">
+<w:document xmlns:wpc="http://schemas.microsoft.com/office/word/2010/wordprocessingCanvas" xmlns:cx="http://schemas.microsoft.com/office/drawing/2014/chartex" xmlns:cx1="http://schemas.microsoft.com/office/drawing/2015/9/8/chartex" xmlns:cx2="http://schemas.microsoft.com/office/drawing/2015/10/21/chartex" xmlns:cx3="http://schemas.microsoft.com/office/drawing/2016/5/9/chartex" xmlns:cx4="http://schemas.microsoft.com/office/drawing/2016/5/10/chartex" xmlns:cx5="http://schemas.microsoft.com/office/drawing/2016/5/11/chartex" xmlns:cx6="http://schemas.microsoft.com/office/drawing/2016/5/12/chartex" xmlns:cx7="http://schemas.microsoft.com/office/drawing/2016/5/13/chartex" xmlns:cx8="http://schemas.microsoft.com/office/drawing/2016/5/14/chartex" xmlns:mc="http://schemas.openxmlformats.org/markup-compatibility/2006" xmlns:aink="http://schemas.microsoft.com/office/drawing/2016/ink" xmlns:am3d="http://schemas.microsoft.com/office/drawing/2017/model3d" xmlns:o="urn:schemas-microsoft-com:office:office" xmlns:oel="http://schemas.microsoft.com/office/2019/extlst" xmlns:r="http://schemas.openxmlformats.org/officeDocument/2006/relationships" xmlns:m="http://schemas.openxmlformats.org/officeDocument/2006/math" xmlns:v="urn:schemas-microsoft-com:vml" xmlns:wp14="http://schemas.microsoft.com/office/word/2010/wordprocessingDrawing" xmlns:wp="http://schemas.openxmlformats.org/drawingml/2006/wordprocessingDrawing" xmlns:w10="urn:schemas-microsoft-com:office:word" xmlns:w="http://schemas.openxmlformats.org/wordprocessingml/2006/main" xmlns:w14="http://schemas.microsoft.com/office/word/2010/wordml" xmlns:w15="http://schemas.microsoft.com/office/word/2012/wordml" xmlns:w16cex="http://schemas.microsoft.com/office/word/2018/wordml/cex" xmlns:w16cid="http://schemas.microsoft.com/office/word/2016/wordml/cid" xmlns:w16="http://schemas.microsoft.com/office/word/2018/wordml" xmlns:w16du="http://schemas.microsoft.com/office/word/2023/wordml/word16du" xmlns:w16sdtdh="http://schemas.microsoft.com/office/word/2020/wordml/sdtdatahash" xmlns:w16sdtfl="http://schemas.microsoft.com/office/word/2024/wordml/sdtformatlock" xmlns:w16se="http://schemas.microsoft.com/office/word/2015/wordml/symex" xmlns:wpg="http://schemas.microsoft.com/office/word/2010/wordprocessingGroup" xmlns:wpi="http://schemas.microsoft.com/office/word/2010/wordprocessingInk" xmlns:wne="http://schemas.microsoft.com/office/word/2006/wordml" xmlns:wps="http://schemas.microsoft.com/office/word/2010/wordprocessingShape" mc:Ignorable="w14 w15 w16se w16cid w16 w16cex w16sdtdh w16sdtfl w16du wp14">
   <w:body>
     <w:p>
       <w:r>
@@ -163,17 +163,17 @@
         <w:pStyle w:val="Title"/>
       </w:pPr>
       <w:r>
-        <w:t>Inledande FSC- /PEFC-klagomål – information om höga naturvärden i avverkningsanmälan A 18942-2026 i Östersunds kommun</w:t>
+        <w:t>Inledande FSC- /PEFC-klagomål – information om höga naturvärden och fridlysta arter i avverkningsanmälan A 18942-2026 i Östersunds kommun</w:t>
       </w:r>
     </w:p>
     <w:p>
       <w:r>
-        <w:t>Detta dokument behandlar höga naturvärden i avverkningsanmälan A 18942-2026 i Östersunds kommun. Denna avverkningsanmälan inkom 2026-04-17 13:45:54 och omfattar 2,1 ha.</w:t>
+        <w:t>Detta dokument behandlar höga naturvärden i avverkningsanmälan A 18942-2026 i Östersunds kommun som inkom 2026-04-17 och omfattar 2,1 ha.</w:t>
       </w:r>
     </w:p>
     <w:p>
       <w:r>
-        <w:t>Nedan presenteras fynd av naturvårdsarter som gjorts i det avverkningsanmälda området, samt relevanta utdrag ur standarderna för FSC, Chain of Custody, Controlled Wood och PEFC.</w:t>
+        <w:t>Nedan presenteras fynd av naturvårdsarter och fridlysta arter som gjorts i det avverkningsanmälda området, samt relevanta utdrag ur standarderna för FSC, Chain of Custody, Controlled Wood och PEFC. I BILAGA 1 finns artfakta om rödlistade arter.</w:t>
       </w:r>
     </w:p>
     <w:p>
@@ -191,12 +191,15 @@
     </w:p>
     <w:p>
       <w:r>
-        <w:t>I avverkningsanmälan har följande 9 naturvårdsarter hittats: blågrå svartspik (NT), dvärgbägarlav (NT), kolflarnlav (NT), mörk kolflarnlav (NT), nordtagging (NT), vedflamlav (NT), vedskivlav (NT), luddlav (S) och nästlav (S). Av dessa är 7 rödlistade. För rödlistade arter har rödlistekategorin angivits inom parentes. Arter som är signalarter enligt Skogsstyrelsen har markerats med (S).</w:t>
+        <w:t>I och inom 22 meter från avverkningsanmälan har följande 16 naturvårdsarter hittats: blågrå svartspik (NT), dvärgbägarlav (NT, T), kolflarnlav (NT, T), lunglav (NT, T), mörk kolflarnlav (NT), nordtagging (NT), talltagel (NT, T), vedflamlav (NT), vedskivlav (NT, T), bårdlav (S, T), gullgröppa (S), gytterlav (S, T), korallrot (S, T, §8), luddlav (S, T), nästlav (S, T) och ögonpyrola (S, T). Av dessa är 9 rödlistade. För rödlistade arter har rödlistekategorin angivits inom parentes. Arter som är signalarter enligt Skogsstyrelsen har markerats med (S). Typiska arter inom Natura 2000 som är kopplade till skogsekosystem har markerats med (T). För fridlysta arter anges även paragrafen i Artskyddsförordningen som arten är fridlyst enligt.</w:t>
       </w:r>
     </w:p>
     <w:p>
       <w:r>
-        <w:t>De påträffade naturvårdsarterna är ett tydligt kvitto på att detta rör sig om en skog med höga naturvärden. I Figur 1 visas en karta över det avverkningsanmälda området, där samtliga fyndplatser för naturvårdsarter som finns registrerade på Artportalen har markerats.</w:t>
+        <w:t>De påträffade naturvårdsarterna är ett tydligt kvitto på att det rör sig om en skog med höga naturvärden.</w:t>
+      </w:r>
+      <w:r>
+        <w:t xml:space="preserve"> I Figur 1 visas fyndplatser för naturvårdsarter i området, som finns registrerade på Artportalen.</w:t>
       </w:r>
     </w:p>
     <w:p>
@@ -206,7 +209,7 @@
       <w:r>
         <w:drawing>
           <wp:inline xmlns:a="http://schemas.openxmlformats.org/drawingml/2006/main" xmlns:pic="http://schemas.openxmlformats.org/drawingml/2006/picture">
-            <wp:extent cx="5486400" cy="4066211"/>
+            <wp:extent cx="5486400" cy="5397788"/>
             <wp:docPr id="1" name="Picture 1"/>
             <wp:cNvGraphicFramePr>
               <a:graphicFrameLocks noChangeAspect="1"/>
@@ -227,7 +230,7 @@
                   <pic:spPr>
                     <a:xfrm>
                       <a:off x="0" y="0"/>
-                      <a:ext cx="5486400" cy="4066211"/>
+                      <a:ext cx="5486400" cy="5397788"/>
                     </a:xfrm>
                     <a:prstGeom prst="rect"/>
                   </pic:spPr>
@@ -241,9 +244,51 @@
     <w:p>
       <w:pPr>
         <w:pStyle w:val="Caption"/>
+        <w:spacing w:after="240"/>
       </w:pPr>
       <w:r>
-        <w:t>Figur 1. Fyndplatser för naturvårdsarter i det avverkningsanmälda området (röd linje). Markörer utan svart kant är placerade på fyndplatsen. Markörer med svart kant är placerade vid sidan av fyndplatsen och har ett svart streck som visar fyndplatsens exakta position. Kartans mittpunktskoordinat är N 7001785, E 514244 i SWEREF 99 TM.</w:t>
+        <w:t>Figur 1. Fyndplatser för naturvårdsarter i och inom 22 meter från avverkningsanmälan (röd linje). Markörer utan svart kant är placerade på fyndplatsen. Markörer med svart kant är placerade vid sidan av fyndplatsen och har ett svart streck som visar fyndplatsens exakta position. Kartans mittpunktskoordinat är N 7001785, E 514244 i SWEREF 99 TM.</w:t>
+      </w:r>
+    </w:p>
+    <w:p>
+      <w:pPr>
+        <w:pStyle w:val="Heading2"/>
+      </w:pPr>
+      <w:r>
+        <w:t>Fridlysta arter</w:t>
+      </w:r>
+    </w:p>
+    <w:p>
+      <w:r>
+        <w:t>Följande fridlysta arter har sina livsmiljöer och växtplatser i den avverkningsanmälda skogen: korallrot (S, T, §8).</w:t>
+      </w:r>
+    </w:p>
+    <w:p>
+      <w:r>
+        <w:rPr>
+          <w:b/>
+        </w:rPr>
+        <w:t>Korallrot (§8)</w:t>
+      </w:r>
+      <w:r>
+        <w:t xml:space="preserve"> växer i sumpskogar och annan fuktig eller växelfuktig skogsmark, exempelvis i alkärr och kärrkanter, fuktiga bäckdalar, raviner, myrlaggar, sumpiga strandskogar samt i fuktiga lundar. Den visar på mer eller mindre stabila förhållanden och intakt hydrologi och är känslig för avverkning, körskador, skogsgödsling och dikning. Korallrot är typisk art för </w:t>
+      </w:r>
+      <w:r>
+        <w:rPr>
+          <w:i/>
+        </w:rPr>
+        <w:t>9080 Lövsumpskog</w:t>
+      </w:r>
+      <w:r>
+        <w:t xml:space="preserve"> och fridlyst enligt 8 § artskyddsförordningen (SLU Artdatabanken, 2024; Nitare &amp; Skogsstyrelsen, 2019).</w:t>
+      </w:r>
+    </w:p>
+    <w:p>
+      <w:pPr>
+        <w:pStyle w:val="Heading2"/>
+      </w:pPr>
+      <w:r>
+        <w:t>Övriga naturvårdsarter</w:t>
       </w:r>
     </w:p>
     <w:p>
@@ -262,6 +307,53 @@
         <w:rPr>
           <w:b/>
         </w:rPr>
+        <w:t>Bårdlav</w:t>
+      </w:r>
+      <w:r>
+        <w:t xml:space="preserve"> signalerar miljöer med höga naturvärden och på lokalerna finns vanligtvis många andra ovanliga och rödlistade arter. Den visar även på platser med hög och jämn luftfuktighet. På bårdlav och andra njurlavar (Nephroma) kan de sällsynta parasiterna </w:t>
+      </w:r>
+      <w:r>
+        <w:rPr>
+          <w:i/>
+        </w:rPr>
+        <w:t xml:space="preserve">Protounguicularia nephromatis </w:t>
+      </w:r>
+      <w:r>
+        <w:t xml:space="preserve">(VU) och </w:t>
+      </w:r>
+      <w:r>
+        <w:rPr>
+          <w:i/>
+        </w:rPr>
+        <w:t xml:space="preserve">Tremella nephromatis </w:t>
+      </w:r>
+      <w:r>
+        <w:t xml:space="preserve">(DD) påträffas. Bårdlav är typisk art för </w:t>
+      </w:r>
+      <w:r>
+        <w:rPr>
+          <w:i/>
+        </w:rPr>
+        <w:t xml:space="preserve">9010 Taiga, 9020 Nordlig ädellövskog, 9070 Trädklädd betesmark, 9110 Näringsfattig bokskog, 9160 Näringsrik ekskog, 9180 Ädellövskog i branter </w:t>
+      </w:r>
+      <w:r>
+        <w:t>och</w:t>
+      </w:r>
+      <w:r>
+        <w:rPr>
+          <w:i/>
+        </w:rPr>
+        <w:t xml:space="preserve"> 9190 Näringsfattig ekskog</w:t>
+      </w:r>
+      <w:r>
+        <w:t xml:space="preserve"> (SLU Artdatabanken, 2026; Nitare &amp; Skogsstyrelsen, 2019).</w:t>
+      </w:r>
+    </w:p>
+    <w:p>
+      <w:r>
+        <w:rPr>
+          <w:b/>
+        </w:rPr>
         <w:t>Dvärgbägarlav (NT)</w:t>
       </w:r>
       <w:r>
@@ -282,6 +374,26 @@
         <w:rPr>
           <w:b/>
         </w:rPr>
+        <w:t xml:space="preserve">Gytterlav </w:t>
+      </w:r>
+      <w:r>
+        <w:t xml:space="preserve">signalerar höga naturvärden i södra och mellersta Sverige, samt längs Norrlands kustland. Förekomster i söder, framför allt på trädstammar, är en indikation på gammal skogsmark med långvarig förekomst av äldre lövträd i miljöer med hög och jämn luftfuktighet. Gytterlav är typisk art för </w:t>
+      </w:r>
+      <w:r>
+        <w:rPr>
+          <w:i/>
+        </w:rPr>
+        <w:t xml:space="preserve">9040 Fjällbjörkskog </w:t>
+      </w:r>
+      <w:r>
+        <w:t>(Nitare &amp; Skogsstyrelsen, 2019; SLU Artdatabanken, 2025).</w:t>
+      </w:r>
+    </w:p>
+    <w:p>
+      <w:r>
+        <w:rPr>
+          <w:b/>
+        </w:rPr>
         <w:t>Kolflarnlav (NT)</w:t>
       </w:r>
       <w:r>
@@ -340,6 +452,62 @@
         <w:rPr>
           <w:b/>
         </w:rPr>
+        <w:t>Lunglav (NT)</w:t>
+      </w:r>
+      <w:r>
+        <w:t xml:space="preserve"> är en av vårt lands främsta signalarter som överallt indikerar gamla lövträd, skogsbestånd med höga naturvärden och ekosystem med långskoglig kontinuitet. Lokalt kan förekomsten vara mycket riklig men den hittas nästan enbart i gamla och ej slutavverkade skogar. Artens samtliga förekomster bör uppmärksammas från naturvårdssynpunkt, då många lokaler även hyser andra ovanliga och rödlistade arter. Rikliga förekomster bör skyddas med biotopskydd, frivilliga avsättningar eller reservat. På lunglav kan de sällsynta lavparasiterna lunglavshårprick (CR), </w:t>
+      </w:r>
+      <w:r>
+        <w:rPr>
+          <w:i/>
+        </w:rPr>
+        <w:t>Abrothallus diederichii</w:t>
+      </w:r>
+      <w:r>
+        <w:t xml:space="preserve"> (VU), </w:t>
+      </w:r>
+      <w:r>
+        <w:rPr>
+          <w:i/>
+        </w:rPr>
+        <w:t>Abrothallus lobariae</w:t>
+      </w:r>
+      <w:r>
+        <w:t xml:space="preserve"> (VU), </w:t>
+      </w:r>
+      <w:r>
+        <w:rPr>
+          <w:i/>
+        </w:rPr>
+        <w:t>Calycina lobariae</w:t>
+      </w:r>
+      <w:r>
+        <w:t xml:space="preserve"> (VU), lunglavsknapp (VU) och skrovelmössing (VU) påträffas. Lunglav är typisk art för </w:t>
+      </w:r>
+      <w:r>
+        <w:rPr>
+          <w:i/>
+        </w:rPr>
+        <w:t>9010 Taiga, 9020 Nordlig ädellövskog, 9110 Näringsfattig bokskog, 9130 Näringsrik bokskog, 9160 Näringsrik ekskog, 9180 Ädellövskog i branter, 9190 Näringsfattig ekskog, 9070 Trädklädd betesmark, 9040 Fjällbjörkskog</w:t>
+      </w:r>
+      <w:r>
+        <w:t xml:space="preserve"> och</w:t>
+      </w:r>
+      <w:r>
+        <w:rPr>
+          <w:i/>
+        </w:rPr>
+        <w:t xml:space="preserve"> 6530 Lövängar</w:t>
+      </w:r>
+      <w:r>
+        <w:t xml:space="preserve"> (SLU Artdatabanken, 2026; Nitare &amp; Skogsstyrelsen, 2019).</w:t>
+      </w:r>
+    </w:p>
+    <w:p>
+      <w:r>
+        <w:rPr>
+          <w:b/>
+        </w:rPr>
         <w:t>Mörk kolflarnlav (NT)</w:t>
       </w:r>
       <w:r>
@@ -382,6 +550,26 @@
         <w:rPr>
           <w:b/>
         </w:rPr>
+        <w:t>Talltagel (NT)</w:t>
+      </w:r>
+      <w:r>
+        <w:t xml:space="preserve"> är en boreal art som förekommer på tall i äldre, öppna tallskogar. Den påverkas negativt av brist på kontinuitetsskog och minskningstakten bedöms vara nära gränsvärdet för Sårbar (VU). Talltagel är typisk art för </w:t>
+      </w:r>
+      <w:r>
+        <w:rPr>
+          <w:i/>
+        </w:rPr>
+        <w:t>9010 Taiga</w:t>
+      </w:r>
+      <w:r>
+        <w:t xml:space="preserve"> (SLU Artdatabanken, 2026).</w:t>
+      </w:r>
+    </w:p>
+    <w:p>
+      <w:r>
+        <w:rPr>
+          <w:b/>
+        </w:rPr>
         <w:t>Vedflamlav (NT)</w:t>
       </w:r>
       <w:r>
@@ -415,6 +603,35 @@
       </w:r>
       <w:r>
         <w:t xml:space="preserve"> (SLU Artdatabanken, 2024).</w:t>
+      </w:r>
+    </w:p>
+    <w:p>
+      <w:r>
+        <w:rPr>
+          <w:b/>
+        </w:rPr>
+        <w:t xml:space="preserve">Ögonpyrola </w:t>
+      </w:r>
+      <w:r>
+        <w:t xml:space="preserve">är normalt en bra signalart som visar på områden med höga naturvärden och stabila förhållanden, särskilt inom näringsfattiga trakter. Växten är mycket känslig för markskador och försvinner snabbt efter slutavverkning. Den hotas också av skogsgödsling och markavvattning. Ögonpyrola är typisk art för </w:t>
+      </w:r>
+      <w:r>
+        <w:rPr>
+          <w:i/>
+        </w:rPr>
+        <w:t>9010 Taiga</w:t>
+      </w:r>
+      <w:r>
+        <w:t xml:space="preserve"> och</w:t>
+      </w:r>
+      <w:r>
+        <w:rPr>
+          <w:i/>
+        </w:rPr>
+        <w:t xml:space="preserve"> 9070 Trädklädd betesmark</w:t>
+      </w:r>
+      <w:r>
+        <w:t xml:space="preserve"> (Nitare &amp; Skogsstyrelsen, 2019; SLU Artdatabanken, 2024).</w:t>
       </w:r>
     </w:p>
     <w:p>
@@ -507,7 +724,7 @@
         <w:rPr>
           <w:i/>
         </w:rPr>
-        <w:t>I det avverkningsanmälda skogsområdet har 9 naturvårdsarter varav 7 rödlistade arter sina livsmiljöer och växtplatser.</w:t>
+        <w:t>I det avverkningsanmälda skogsområdet har 16 naturvårdsarter varav 9 rödlistade arter sina livsmiljöer och växtplatser.</w:t>
       </w:r>
     </w:p>
     <w:p>
@@ -692,6 +909,118 @@
           <w:i/>
         </w:rPr>
         <w:t>I den avverkningsanmälda skogen har fridlysta arter sina livsmiljöer och växtplatser. Att skada de fridlysta arternas livsmiljöer, växtplatser eller ekologiska funktion är inte tillåtet enligt artskyddsförordningen</w:t>
+      </w:r>
+    </w:p>
+    <w:p>
+      <w:r>
+        <w:br w:type="page"/>
+      </w:r>
+    </w:p>
+    <w:p>
+      <w:pPr>
+        <w:pStyle w:val="Title"/>
+      </w:pPr>
+      <w:r>
+        <w:t>BILAGA 1 – Rödlistade arter</w:t>
+      </w:r>
+    </w:p>
+    <w:p>
+      <w:pPr>
+        <w:pStyle w:val="Heading1"/>
+      </w:pPr>
+      <w:r>
+        <w:t>Lunglav – ekologi samt krav på livsmiljön</w:t>
+      </w:r>
+    </w:p>
+    <w:p>
+      <w:r>
+        <w:t xml:space="preserve">Lunglav (NT) är en av vårt lands främsta signalarter som överallt indikerar gamla lövträd, skogsbestånd med höga naturvärden och ekosystem med lång skoglig kontinuitet. Lokalt kan förekomsten vara mycket riklig men den hittas nästan enbart i gamla och ej slutavverkade skogar. Artens samtliga förekomster bör uppmärksammas från naturvårdssynpunkt, då många lokaler även hyser andra ovanliga och rödlistade arter, däribland de sällsynta lavparasiterna lunglavshårprick (CR), </w:t>
+      </w:r>
+      <w:r>
+        <w:rPr>
+          <w:i/>
+        </w:rPr>
+        <w:t>Abrothallus diederichii</w:t>
+      </w:r>
+      <w:r>
+        <w:t xml:space="preserve"> (VU), </w:t>
+      </w:r>
+      <w:r>
+        <w:rPr>
+          <w:i/>
+        </w:rPr>
+        <w:t>Abrothallus lobariae</w:t>
+      </w:r>
+      <w:r>
+        <w:t xml:space="preserve"> (VU), </w:t>
+      </w:r>
+      <w:r>
+        <w:rPr>
+          <w:i/>
+        </w:rPr>
+        <w:t>Calycina lobariae</w:t>
+      </w:r>
+      <w:r>
+        <w:t xml:space="preserve"> (VU), lunglavsknapp (VU) och skrovelmössing (VU), som växer på lunglav. Rikliga förekomster med lunglav bör skyddas med biotopskydd, frivilliga avsättningar eller reservat (SLU Artdatabanken, 2026; Nitare &amp; Skogsstyrelsen, 2019).</w:t>
+      </w:r>
+    </w:p>
+    <w:p>
+      <w:r>
+        <w:t xml:space="preserve">Lunglav är typisk art för </w:t>
+      </w:r>
+      <w:r>
+        <w:rPr>
+          <w:i/>
+        </w:rPr>
+        <w:t>9010 Taiga, 9020 Nordlig ädellövskog, 9110 Näringsfattig bokskog, 9130 Näringsrik bokskog, 9160 Näringsrik ekskog, 9180 Ädellövskog i branter, 9190 Näringsfattig ekskog, 9070 Trädklädd betesmark, 9040 Fjällbjörkskog</w:t>
+      </w:r>
+      <w:r>
+        <w:t xml:space="preserve"> och</w:t>
+      </w:r>
+      <w:r>
+        <w:rPr>
+          <w:i/>
+        </w:rPr>
+        <w:t xml:space="preserve"> 6530 Lövängar</w:t>
+      </w:r>
+      <w:r>
+        <w:t xml:space="preserve"> (SLU Artdatabanken, 2026).</w:t>
+      </w:r>
+    </w:p>
+    <w:p>
+      <w:pPr>
+        <w:pStyle w:val="Heading2"/>
+      </w:pPr>
+      <w:r>
+        <w:t>Referenser – lunglav</w:t>
+      </w:r>
+    </w:p>
+    <w:p>
+      <w:r>
+        <w:t xml:space="preserve">Nitare, J. och Skogsstyrelsen, 2019. </w:t>
+      </w:r>
+      <w:r>
+        <w:rPr>
+          <w:i/>
+        </w:rPr>
+        <w:t xml:space="preserve">Skyddsvärd skog – Naturvårdsarter och andra kriterier för naturvärdesbedömning. </w:t>
+      </w:r>
+      <w:r>
+        <w:t>Skogsstyrelsen.</w:t>
+      </w:r>
+    </w:p>
+    <w:p>
+      <w:r>
+        <w:t xml:space="preserve">SLU Artdatabanken, 2026. </w:t>
+      </w:r>
+      <w:r>
+        <w:rPr>
+          <w:i/>
+        </w:rPr>
+        <w:t xml:space="preserve">Artfaktablad. Naturvård – artfakta. </w:t>
+      </w:r>
+      <w:r>
+        <w:t>SLU Artdatabanken, Uppsala.</w:t>
       </w:r>
     </w:p>
     <w:sectPr>
@@ -712,7 +1041,7 @@
 </file>
 
 <file path=word/endnotes.xml><?xml version="1.0" encoding="utf-8"?>
-<w:endnotes xmlns:wpc="http://schemas.microsoft.com/office/word/2010/wordprocessingCanvas" xmlns:cx="http://schemas.microsoft.com/office/drawing/2014/chartex" xmlns:cx1="http://schemas.microsoft.com/office/drawing/2015/9/8/chartex" xmlns:cx2="http://schemas.microsoft.com/office/drawing/2015/10/21/chartex" xmlns:cx3="http://schemas.microsoft.com/office/drawing/2016/5/9/chartex" xmlns:cx4="http://schemas.microsoft.com/office/drawing/2016/5/10/chartex" xmlns:cx5="http://schemas.microsoft.com/office/drawing/2016/5/11/chartex" xmlns:cx6="http://schemas.microsoft.com/office/drawing/2016/5/12/chartex" xmlns:cx7="http://schemas.microsoft.com/office/drawing/2016/5/13/chartex" xmlns:cx8="http://schemas.microsoft.com/office/drawing/2016/5/14/chartex" xmlns:mc="http://schemas.openxmlformats.org/markup-compatibility/2006" xmlns:aink="http://schemas.microsoft.com/office/drawing/2016/ink" xmlns:am3d="http://schemas.microsoft.com/office/drawing/2017/model3d" xmlns:o="urn:schemas-microsoft-com:office:office" xmlns:oel="http://schemas.microsoft.com/office/2019/extlst" xmlns:r="http://schemas.openxmlformats.org/officeDocument/2006/relationships" xmlns:m="http://schemas.openxmlformats.org/officeDocument/2006/math" xmlns:v="urn:schemas-microsoft-com:vml" xmlns:wp14="http://schemas.microsoft.com/office/word/2010/wordprocessingDrawing" xmlns:wp="http://schemas.openxmlformats.org/drawingml/2006/wordprocessingDrawing" xmlns:w10="urn:schemas-microsoft-com:office:word" xmlns:w="http://schemas.openxmlformats.org/wordprocessingml/2006/main" xmlns:w14="http://schemas.microsoft.com/office/word/2010/wordml" xmlns:w15="http://schemas.microsoft.com/office/word/2012/wordml" xmlns:w16cex="http://schemas.microsoft.com/office/word/2018/wordml/cex" xmlns:w16cid="http://schemas.microsoft.com/office/word/2016/wordml/cid" xmlns:w16="http://schemas.microsoft.com/office/word/2018/wordml" xmlns:w16sdtdh="http://schemas.microsoft.com/office/word/2020/wordml/sdtdatahash" xmlns:w16se="http://schemas.microsoft.com/office/word/2015/wordml/symex" xmlns:wpg="http://schemas.microsoft.com/office/word/2010/wordprocessingGroup" xmlns:wpi="http://schemas.microsoft.com/office/word/2010/wordprocessingInk" xmlns:wne="http://schemas.microsoft.com/office/word/2006/wordml" xmlns:wps="http://schemas.microsoft.com/office/word/2010/wordprocessingShape" mc:Ignorable="w14 w15 w16se w16cid w16 w16cex w16sdtdh wp14">
+<w:endnotes xmlns:wpc="http://schemas.microsoft.com/office/word/2010/wordprocessingCanvas" xmlns:cx="http://schemas.microsoft.com/office/drawing/2014/chartex" xmlns:cx1="http://schemas.microsoft.com/office/drawing/2015/9/8/chartex" xmlns:cx2="http://schemas.microsoft.com/office/drawing/2015/10/21/chartex" xmlns:cx3="http://schemas.microsoft.com/office/drawing/2016/5/9/chartex" xmlns:cx4="http://schemas.microsoft.com/office/drawing/2016/5/10/chartex" xmlns:cx5="http://schemas.microsoft.com/office/drawing/2016/5/11/chartex" xmlns:cx6="http://schemas.microsoft.com/office/drawing/2016/5/12/chartex" xmlns:cx7="http://schemas.microsoft.com/office/drawing/2016/5/13/chartex" xmlns:cx8="http://schemas.microsoft.com/office/drawing/2016/5/14/chartex" xmlns:mc="http://schemas.openxmlformats.org/markup-compatibility/2006" xmlns:aink="http://schemas.microsoft.com/office/drawing/2016/ink" xmlns:am3d="http://schemas.microsoft.com/office/drawing/2017/model3d" xmlns:o="urn:schemas-microsoft-com:office:office" xmlns:oel="http://schemas.microsoft.com/office/2019/extlst" xmlns:r="http://schemas.openxmlformats.org/officeDocument/2006/relationships" xmlns:m="http://schemas.openxmlformats.org/officeDocument/2006/math" xmlns:v="urn:schemas-microsoft-com:vml" xmlns:wp14="http://schemas.microsoft.com/office/word/2010/wordprocessingDrawing" xmlns:wp="http://schemas.openxmlformats.org/drawingml/2006/wordprocessingDrawing" xmlns:w10="urn:schemas-microsoft-com:office:word" xmlns:w="http://schemas.openxmlformats.org/wordprocessingml/2006/main" xmlns:w14="http://schemas.microsoft.com/office/word/2010/wordml" xmlns:w15="http://schemas.microsoft.com/office/word/2012/wordml" xmlns:w16cex="http://schemas.microsoft.com/office/word/2018/wordml/cex" xmlns:w16cid="http://schemas.microsoft.com/office/word/2016/wordml/cid" xmlns:w16="http://schemas.microsoft.com/office/word/2018/wordml" xmlns:w16du="http://schemas.microsoft.com/office/word/2023/wordml/word16du" xmlns:w16sdtdh="http://schemas.microsoft.com/office/word/2020/wordml/sdtdatahash" xmlns:w16sdtfl="http://schemas.microsoft.com/office/word/2024/wordml/sdtformatlock" xmlns:w16se="http://schemas.microsoft.com/office/word/2015/wordml/symex" xmlns:wpg="http://schemas.microsoft.com/office/word/2010/wordprocessingGroup" xmlns:wpi="http://schemas.microsoft.com/office/word/2010/wordprocessingInk" xmlns:wne="http://schemas.microsoft.com/office/word/2006/wordml" xmlns:wps="http://schemas.microsoft.com/office/word/2010/wordprocessingShape" mc:Ignorable="w14 w15 w16se w16cid w16 w16cex w16sdtdh w16sdtfl w16du wp14">
   <w:endnote w:type="separator" w:id="-1">
     <w:p>
       <w:pPr>
@@ -737,7 +1066,7 @@
 </file>
 
 <file path=word/footer1.xml><?xml version="1.0" encoding="utf-8"?>
-<w:ftr xmlns:wpc="http://schemas.microsoft.com/office/word/2010/wordprocessingCanvas" xmlns:cx="http://schemas.microsoft.com/office/drawing/2014/chartex" xmlns:cx1="http://schemas.microsoft.com/office/drawing/2015/9/8/chartex" xmlns:cx2="http://schemas.microsoft.com/office/drawing/2015/10/21/chartex" xmlns:cx3="http://schemas.microsoft.com/office/drawing/2016/5/9/chartex" xmlns:cx4="http://schemas.microsoft.com/office/drawing/2016/5/10/chartex" xmlns:cx5="http://schemas.microsoft.com/office/drawing/2016/5/11/chartex" xmlns:cx6="http://schemas.microsoft.com/office/drawing/2016/5/12/chartex" xmlns:cx7="http://schemas.microsoft.com/office/drawing/2016/5/13/chartex" xmlns:cx8="http://schemas.microsoft.com/office/drawing/2016/5/14/chartex" xmlns:mc="http://schemas.openxmlformats.org/markup-compatibility/2006" xmlns:aink="http://schemas.microsoft.com/office/drawing/2016/ink" xmlns:am3d="http://schemas.microsoft.com/office/drawing/2017/model3d" xmlns:o="urn:schemas-microsoft-com:office:office" xmlns:oel="http://schemas.microsoft.com/office/2019/extlst" xmlns:r="http://schemas.openxmlformats.org/officeDocument/2006/relationships" xmlns:m="http://schemas.openxmlformats.org/officeDocument/2006/math" xmlns:v="urn:schemas-microsoft-com:vml" xmlns:wp14="http://schemas.microsoft.com/office/word/2010/wordprocessingDrawing" xmlns:wp="http://schemas.openxmlformats.org/drawingml/2006/wordprocessingDrawing" xmlns:w10="urn:schemas-microsoft-com:office:word" xmlns:w="http://schemas.openxmlformats.org/wordprocessingml/2006/main" xmlns:w14="http://schemas.microsoft.com/office/word/2010/wordml" xmlns:w15="http://schemas.microsoft.com/office/word/2012/wordml" xmlns:w16cex="http://schemas.microsoft.com/office/word/2018/wordml/cex" xmlns:w16cid="http://schemas.microsoft.com/office/word/2016/wordml/cid" xmlns:w16="http://schemas.microsoft.com/office/word/2018/wordml" xmlns:w16sdtdh="http://schemas.microsoft.com/office/word/2020/wordml/sdtdatahash" xmlns:w16se="http://schemas.microsoft.com/office/word/2015/wordml/symex" xmlns:wpg="http://schemas.microsoft.com/office/word/2010/wordprocessingGroup" xmlns:wpi="http://schemas.microsoft.com/office/word/2010/wordprocessingInk" xmlns:wne="http://schemas.microsoft.com/office/word/2006/wordml" xmlns:wps="http://schemas.microsoft.com/office/word/2010/wordprocessingShape" mc:Ignorable="w14 w15 w16se w16cid w16 w16cex w16sdtdh wp14">
+<w:ftr xmlns:wpc="http://schemas.microsoft.com/office/word/2010/wordprocessingCanvas" xmlns:cx="http://schemas.microsoft.com/office/drawing/2014/chartex" xmlns:cx1="http://schemas.microsoft.com/office/drawing/2015/9/8/chartex" xmlns:cx2="http://schemas.microsoft.com/office/drawing/2015/10/21/chartex" xmlns:cx3="http://schemas.microsoft.com/office/drawing/2016/5/9/chartex" xmlns:cx4="http://schemas.microsoft.com/office/drawing/2016/5/10/chartex" xmlns:cx5="http://schemas.microsoft.com/office/drawing/2016/5/11/chartex" xmlns:cx6="http://schemas.microsoft.com/office/drawing/2016/5/12/chartex" xmlns:cx7="http://schemas.microsoft.com/office/drawing/2016/5/13/chartex" xmlns:cx8="http://schemas.microsoft.com/office/drawing/2016/5/14/chartex" xmlns:mc="http://schemas.openxmlformats.org/markup-compatibility/2006" xmlns:aink="http://schemas.microsoft.com/office/drawing/2016/ink" xmlns:am3d="http://schemas.microsoft.com/office/drawing/2017/model3d" xmlns:o="urn:schemas-microsoft-com:office:office" xmlns:oel="http://schemas.microsoft.com/office/2019/extlst" xmlns:r="http://schemas.openxmlformats.org/officeDocument/2006/relationships" xmlns:m="http://schemas.openxmlformats.org/officeDocument/2006/math" xmlns:v="urn:schemas-microsoft-com:vml" xmlns:wp14="http://schemas.microsoft.com/office/word/2010/wordprocessingDrawing" xmlns:wp="http://schemas.openxmlformats.org/drawingml/2006/wordprocessingDrawing" xmlns:w10="urn:schemas-microsoft-com:office:word" xmlns:w="http://schemas.openxmlformats.org/wordprocessingml/2006/main" xmlns:w14="http://schemas.microsoft.com/office/word/2010/wordml" xmlns:w15="http://schemas.microsoft.com/office/word/2012/wordml" xmlns:w16cex="http://schemas.microsoft.com/office/word/2018/wordml/cex" xmlns:w16cid="http://schemas.microsoft.com/office/word/2016/wordml/cid" xmlns:w16="http://schemas.microsoft.com/office/word/2018/wordml" xmlns:w16du="http://schemas.microsoft.com/office/word/2023/wordml/word16du" xmlns:w16sdtdh="http://schemas.microsoft.com/office/word/2020/wordml/sdtdatahash" xmlns:w16sdtfl="http://schemas.microsoft.com/office/word/2024/wordml/sdtformatlock" xmlns:w16se="http://schemas.microsoft.com/office/word/2015/wordml/symex" xmlns:wpg="http://schemas.microsoft.com/office/word/2010/wordprocessingGroup" xmlns:wpi="http://schemas.microsoft.com/office/word/2010/wordprocessingInk" xmlns:wne="http://schemas.microsoft.com/office/word/2006/wordml" xmlns:wps="http://schemas.microsoft.com/office/word/2010/wordprocessingShape" mc:Ignorable="w14 w15 w16se w16cid w16 w16cex w16sdtdh w16sdtfl w16du wp14">
   <w:p>
     <w:pPr>
       <w:pStyle w:val="Footer"/>
@@ -747,7 +1076,7 @@
 </file>
 
 <file path=word/footer2.xml><?xml version="1.0" encoding="utf-8"?>
-<w:ftr xmlns:wpc="http://schemas.microsoft.com/office/word/2010/wordprocessingCanvas" xmlns:cx="http://schemas.microsoft.com/office/drawing/2014/chartex" xmlns:cx1="http://schemas.microsoft.com/office/drawing/2015/9/8/chartex" xmlns:cx2="http://schemas.microsoft.com/office/drawing/2015/10/21/chartex" xmlns:cx3="http://schemas.microsoft.com/office/drawing/2016/5/9/chartex" xmlns:cx4="http://schemas.microsoft.com/office/drawing/2016/5/10/chartex" xmlns:cx5="http://schemas.microsoft.com/office/drawing/2016/5/11/chartex" xmlns:cx6="http://schemas.microsoft.com/office/drawing/2016/5/12/chartex" xmlns:cx7="http://schemas.microsoft.com/office/drawing/2016/5/13/chartex" xmlns:cx8="http://schemas.microsoft.com/office/drawing/2016/5/14/chartex" xmlns:mc="http://schemas.openxmlformats.org/markup-compatibility/2006" xmlns:aink="http://schemas.microsoft.com/office/drawing/2016/ink" xmlns:am3d="http://schemas.microsoft.com/office/drawing/2017/model3d" xmlns:o="urn:schemas-microsoft-com:office:office" xmlns:oel="http://schemas.microsoft.com/office/2019/extlst" xmlns:r="http://schemas.openxmlformats.org/officeDocument/2006/relationships" xmlns:m="http://schemas.openxmlformats.org/officeDocument/2006/math" xmlns:v="urn:schemas-microsoft-com:vml" xmlns:wp14="http://schemas.microsoft.com/office/word/2010/wordprocessingDrawing" xmlns:wp="http://schemas.openxmlformats.org/drawingml/2006/wordprocessingDrawing" xmlns:w10="urn:schemas-microsoft-com:office:word" xmlns:w="http://schemas.openxmlformats.org/wordprocessingml/2006/main" xmlns:w14="http://schemas.microsoft.com/office/word/2010/wordml" xmlns:w15="http://schemas.microsoft.com/office/word/2012/wordml" xmlns:w16cex="http://schemas.microsoft.com/office/word/2018/wordml/cex" xmlns:w16cid="http://schemas.microsoft.com/office/word/2016/wordml/cid" xmlns:w16="http://schemas.microsoft.com/office/word/2018/wordml" xmlns:w16sdtdh="http://schemas.microsoft.com/office/word/2020/wordml/sdtdatahash" xmlns:w16se="http://schemas.microsoft.com/office/word/2015/wordml/symex" xmlns:wpg="http://schemas.microsoft.com/office/word/2010/wordprocessingGroup" xmlns:wpi="http://schemas.microsoft.com/office/word/2010/wordprocessingInk" xmlns:wne="http://schemas.microsoft.com/office/word/2006/wordml" xmlns:wps="http://schemas.microsoft.com/office/word/2010/wordprocessingShape" mc:Ignorable="w14 w15 w16se w16cid w16 w16cex w16sdtdh wp14">
+<w:ftr xmlns:wpc="http://schemas.microsoft.com/office/word/2010/wordprocessingCanvas" xmlns:cx="http://schemas.microsoft.com/office/drawing/2014/chartex" xmlns:cx1="http://schemas.microsoft.com/office/drawing/2015/9/8/chartex" xmlns:cx2="http://schemas.microsoft.com/office/drawing/2015/10/21/chartex" xmlns:cx3="http://schemas.microsoft.com/office/drawing/2016/5/9/chartex" xmlns:cx4="http://schemas.microsoft.com/office/drawing/2016/5/10/chartex" xmlns:cx5="http://schemas.microsoft.com/office/drawing/2016/5/11/chartex" xmlns:cx6="http://schemas.microsoft.com/office/drawing/2016/5/12/chartex" xmlns:cx7="http://schemas.microsoft.com/office/drawing/2016/5/13/chartex" xmlns:cx8="http://schemas.microsoft.com/office/drawing/2016/5/14/chartex" xmlns:mc="http://schemas.openxmlformats.org/markup-compatibility/2006" xmlns:aink="http://schemas.microsoft.com/office/drawing/2016/ink" xmlns:am3d="http://schemas.microsoft.com/office/drawing/2017/model3d" xmlns:o="urn:schemas-microsoft-com:office:office" xmlns:oel="http://schemas.microsoft.com/office/2019/extlst" xmlns:r="http://schemas.openxmlformats.org/officeDocument/2006/relationships" xmlns:m="http://schemas.openxmlformats.org/officeDocument/2006/math" xmlns:v="urn:schemas-microsoft-com:vml" xmlns:wp14="http://schemas.microsoft.com/office/word/2010/wordprocessingDrawing" xmlns:wp="http://schemas.openxmlformats.org/drawingml/2006/wordprocessingDrawing" xmlns:w10="urn:schemas-microsoft-com:office:word" xmlns:w="http://schemas.openxmlformats.org/wordprocessingml/2006/main" xmlns:w14="http://schemas.microsoft.com/office/word/2010/wordml" xmlns:w15="http://schemas.microsoft.com/office/word/2012/wordml" xmlns:w16cex="http://schemas.microsoft.com/office/word/2018/wordml/cex" xmlns:w16cid="http://schemas.microsoft.com/office/word/2016/wordml/cid" xmlns:w16="http://schemas.microsoft.com/office/word/2018/wordml" xmlns:w16du="http://schemas.microsoft.com/office/word/2023/wordml/word16du" xmlns:w16sdtdh="http://schemas.microsoft.com/office/word/2020/wordml/sdtdatahash" xmlns:w16sdtfl="http://schemas.microsoft.com/office/word/2024/wordml/sdtformatlock" xmlns:w16se="http://schemas.microsoft.com/office/word/2015/wordml/symex" xmlns:wpg="http://schemas.microsoft.com/office/word/2010/wordprocessingGroup" xmlns:wpi="http://schemas.microsoft.com/office/word/2010/wordprocessingInk" xmlns:wne="http://schemas.microsoft.com/office/word/2006/wordml" xmlns:wps="http://schemas.microsoft.com/office/word/2010/wordprocessingShape" mc:Ignorable="w14 w15 w16se w16cid w16 w16cex w16sdtdh w16sdtfl w16du wp14">
   <w:p>
     <w:pPr>
       <w:pStyle w:val="Footer"/>
@@ -757,7 +1086,7 @@
 </file>
 
 <file path=word/footer3.xml><?xml version="1.0" encoding="utf-8"?>
-<w:ftr xmlns:wpc="http://schemas.microsoft.com/office/word/2010/wordprocessingCanvas" xmlns:cx="http://schemas.microsoft.com/office/drawing/2014/chartex" xmlns:cx1="http://schemas.microsoft.com/office/drawing/2015/9/8/chartex" xmlns:cx2="http://schemas.microsoft.com/office/drawing/2015/10/21/chartex" xmlns:cx3="http://schemas.microsoft.com/office/drawing/2016/5/9/chartex" xmlns:cx4="http://schemas.microsoft.com/office/drawing/2016/5/10/chartex" xmlns:cx5="http://schemas.microsoft.com/office/drawing/2016/5/11/chartex" xmlns:cx6="http://schemas.microsoft.com/office/drawing/2016/5/12/chartex" xmlns:cx7="http://schemas.microsoft.com/office/drawing/2016/5/13/chartex" xmlns:cx8="http://schemas.microsoft.com/office/drawing/2016/5/14/chartex" xmlns:mc="http://schemas.openxmlformats.org/markup-compatibility/2006" xmlns:aink="http://schemas.microsoft.com/office/drawing/2016/ink" xmlns:am3d="http://schemas.microsoft.com/office/drawing/2017/model3d" xmlns:o="urn:schemas-microsoft-com:office:office" xmlns:oel="http://schemas.microsoft.com/office/2019/extlst" xmlns:r="http://schemas.openxmlformats.org/officeDocument/2006/relationships" xmlns:m="http://schemas.openxmlformats.org/officeDocument/2006/math" xmlns:v="urn:schemas-microsoft-com:vml" xmlns:wp14="http://schemas.microsoft.com/office/word/2010/wordprocessingDrawing" xmlns:wp="http://schemas.openxmlformats.org/drawingml/2006/wordprocessingDrawing" xmlns:w10="urn:schemas-microsoft-com:office:word" xmlns:w="http://schemas.openxmlformats.org/wordprocessingml/2006/main" xmlns:w14="http://schemas.microsoft.com/office/word/2010/wordml" xmlns:w15="http://schemas.microsoft.com/office/word/2012/wordml" xmlns:w16cex="http://schemas.microsoft.com/office/word/2018/wordml/cex" xmlns:w16cid="http://schemas.microsoft.com/office/word/2016/wordml/cid" xmlns:w16="http://schemas.microsoft.com/office/word/2018/wordml" xmlns:w16sdtdh="http://schemas.microsoft.com/office/word/2020/wordml/sdtdatahash" xmlns:w16se="http://schemas.microsoft.com/office/word/2015/wordml/symex" xmlns:wpg="http://schemas.microsoft.com/office/word/2010/wordprocessingGroup" xmlns:wpi="http://schemas.microsoft.com/office/word/2010/wordprocessingInk" xmlns:wne="http://schemas.microsoft.com/office/word/2006/wordml" xmlns:wps="http://schemas.microsoft.com/office/word/2010/wordprocessingShape" mc:Ignorable="w14 w15 w16se w16cid w16 w16cex w16sdtdh wp14">
+<w:ftr xmlns:wpc="http://schemas.microsoft.com/office/word/2010/wordprocessingCanvas" xmlns:cx="http://schemas.microsoft.com/office/drawing/2014/chartex" xmlns:cx1="http://schemas.microsoft.com/office/drawing/2015/9/8/chartex" xmlns:cx2="http://schemas.microsoft.com/office/drawing/2015/10/21/chartex" xmlns:cx3="http://schemas.microsoft.com/office/drawing/2016/5/9/chartex" xmlns:cx4="http://schemas.microsoft.com/office/drawing/2016/5/10/chartex" xmlns:cx5="http://schemas.microsoft.com/office/drawing/2016/5/11/chartex" xmlns:cx6="http://schemas.microsoft.com/office/drawing/2016/5/12/chartex" xmlns:cx7="http://schemas.microsoft.com/office/drawing/2016/5/13/chartex" xmlns:cx8="http://schemas.microsoft.com/office/drawing/2016/5/14/chartex" xmlns:mc="http://schemas.openxmlformats.org/markup-compatibility/2006" xmlns:aink="http://schemas.microsoft.com/office/drawing/2016/ink" xmlns:am3d="http://schemas.microsoft.com/office/drawing/2017/model3d" xmlns:o="urn:schemas-microsoft-com:office:office" xmlns:oel="http://schemas.microsoft.com/office/2019/extlst" xmlns:r="http://schemas.openxmlformats.org/officeDocument/2006/relationships" xmlns:m="http://schemas.openxmlformats.org/officeDocument/2006/math" xmlns:v="urn:schemas-microsoft-com:vml" xmlns:wp14="http://schemas.microsoft.com/office/word/2010/wordprocessingDrawing" xmlns:wp="http://schemas.openxmlformats.org/drawingml/2006/wordprocessingDrawing" xmlns:w10="urn:schemas-microsoft-com:office:word" xmlns:w="http://schemas.openxmlformats.org/wordprocessingml/2006/main" xmlns:w14="http://schemas.microsoft.com/office/word/2010/wordml" xmlns:w15="http://schemas.microsoft.com/office/word/2012/wordml" xmlns:w16cex="http://schemas.microsoft.com/office/word/2018/wordml/cex" xmlns:w16cid="http://schemas.microsoft.com/office/word/2016/wordml/cid" xmlns:w16="http://schemas.microsoft.com/office/word/2018/wordml" xmlns:w16du="http://schemas.microsoft.com/office/word/2023/wordml/word16du" xmlns:w16sdtdh="http://schemas.microsoft.com/office/word/2020/wordml/sdtdatahash" xmlns:w16sdtfl="http://schemas.microsoft.com/office/word/2024/wordml/sdtformatlock" xmlns:w16se="http://schemas.microsoft.com/office/word/2015/wordml/symex" xmlns:wpg="http://schemas.microsoft.com/office/word/2010/wordprocessingGroup" xmlns:wpi="http://schemas.microsoft.com/office/word/2010/wordprocessingInk" xmlns:wne="http://schemas.microsoft.com/office/word/2006/wordml" xmlns:wps="http://schemas.microsoft.com/office/word/2010/wordprocessingShape" mc:Ignorable="w14 w15 w16se w16cid w16 w16cex w16sdtdh w16sdtfl w16du wp14">
   <w:p>
     <w:pPr>
       <w:pStyle w:val="Footer"/>
@@ -767,7 +1096,7 @@
 </file>
 
 <file path=word/footnotes.xml><?xml version="1.0" encoding="utf-8"?>
-<w:footnotes xmlns:wpc="http://schemas.microsoft.com/office/word/2010/wordprocessingCanvas" xmlns:cx="http://schemas.microsoft.com/office/drawing/2014/chartex" xmlns:cx1="http://schemas.microsoft.com/office/drawing/2015/9/8/chartex" xmlns:cx2="http://schemas.microsoft.com/office/drawing/2015/10/21/chartex" xmlns:cx3="http://schemas.microsoft.com/office/drawing/2016/5/9/chartex" xmlns:cx4="http://schemas.microsoft.com/office/drawing/2016/5/10/chartex" xmlns:cx5="http://schemas.microsoft.com/office/drawing/2016/5/11/chartex" xmlns:cx6="http://schemas.microsoft.com/office/drawing/2016/5/12/chartex" xmlns:cx7="http://schemas.microsoft.com/office/drawing/2016/5/13/chartex" xmlns:cx8="http://schemas.microsoft.com/office/drawing/2016/5/14/chartex" xmlns:mc="http://schemas.openxmlformats.org/markup-compatibility/2006" xmlns:aink="http://schemas.microsoft.com/office/drawing/2016/ink" xmlns:am3d="http://schemas.microsoft.com/office/drawing/2017/model3d" xmlns:o="urn:schemas-microsoft-com:office:office" xmlns:oel="http://schemas.microsoft.com/office/2019/extlst" xmlns:r="http://schemas.openxmlformats.org/officeDocument/2006/relationships" xmlns:m="http://schemas.openxmlformats.org/officeDocument/2006/math" xmlns:v="urn:schemas-microsoft-com:vml" xmlns:wp14="http://schemas.microsoft.com/office/word/2010/wordprocessingDrawing" xmlns:wp="http://schemas.openxmlformats.org/drawingml/2006/wordprocessingDrawing" xmlns:w10="urn:schemas-microsoft-com:office:word" xmlns:w="http://schemas.openxmlformats.org/wordprocessingml/2006/main" xmlns:w14="http://schemas.microsoft.com/office/word/2010/wordml" xmlns:w15="http://schemas.microsoft.com/office/word/2012/wordml" xmlns:w16cex="http://schemas.microsoft.com/office/word/2018/wordml/cex" xmlns:w16cid="http://schemas.microsoft.com/office/word/2016/wordml/cid" xmlns:w16="http://schemas.microsoft.com/office/word/2018/wordml" xmlns:w16sdtdh="http://schemas.microsoft.com/office/word/2020/wordml/sdtdatahash" xmlns:w16se="http://schemas.microsoft.com/office/word/2015/wordml/symex" xmlns:wpg="http://schemas.microsoft.com/office/word/2010/wordprocessingGroup" xmlns:wpi="http://schemas.microsoft.com/office/word/2010/wordprocessingInk" xmlns:wne="http://schemas.microsoft.com/office/word/2006/wordml" xmlns:wps="http://schemas.microsoft.com/office/word/2010/wordprocessingShape" mc:Ignorable="w14 w15 w16se w16cid w16 w16cex w16sdtdh wp14">
+<w:footnotes xmlns:wpc="http://schemas.microsoft.com/office/word/2010/wordprocessingCanvas" xmlns:cx="http://schemas.microsoft.com/office/drawing/2014/chartex" xmlns:cx1="http://schemas.microsoft.com/office/drawing/2015/9/8/chartex" xmlns:cx2="http://schemas.microsoft.com/office/drawing/2015/10/21/chartex" xmlns:cx3="http://schemas.microsoft.com/office/drawing/2016/5/9/chartex" xmlns:cx4="http://schemas.microsoft.com/office/drawing/2016/5/10/chartex" xmlns:cx5="http://schemas.microsoft.com/office/drawing/2016/5/11/chartex" xmlns:cx6="http://schemas.microsoft.com/office/drawing/2016/5/12/chartex" xmlns:cx7="http://schemas.microsoft.com/office/drawing/2016/5/13/chartex" xmlns:cx8="http://schemas.microsoft.com/office/drawing/2016/5/14/chartex" xmlns:mc="http://schemas.openxmlformats.org/markup-compatibility/2006" xmlns:aink="http://schemas.microsoft.com/office/drawing/2016/ink" xmlns:am3d="http://schemas.microsoft.com/office/drawing/2017/model3d" xmlns:o="urn:schemas-microsoft-com:office:office" xmlns:oel="http://schemas.microsoft.com/office/2019/extlst" xmlns:r="http://schemas.openxmlformats.org/officeDocument/2006/relationships" xmlns:m="http://schemas.openxmlformats.org/officeDocument/2006/math" xmlns:v="urn:schemas-microsoft-com:vml" xmlns:wp14="http://schemas.microsoft.com/office/word/2010/wordprocessingDrawing" xmlns:wp="http://schemas.openxmlformats.org/drawingml/2006/wordprocessingDrawing" xmlns:w10="urn:schemas-microsoft-com:office:word" xmlns:w="http://schemas.openxmlformats.org/wordprocessingml/2006/main" xmlns:w14="http://schemas.microsoft.com/office/word/2010/wordml" xmlns:w15="http://schemas.microsoft.com/office/word/2012/wordml" xmlns:w16cex="http://schemas.microsoft.com/office/word/2018/wordml/cex" xmlns:w16cid="http://schemas.microsoft.com/office/word/2016/wordml/cid" xmlns:w16="http://schemas.microsoft.com/office/word/2018/wordml" xmlns:w16du="http://schemas.microsoft.com/office/word/2023/wordml/word16du" xmlns:w16sdtdh="http://schemas.microsoft.com/office/word/2020/wordml/sdtdatahash" xmlns:w16sdtfl="http://schemas.microsoft.com/office/word/2024/wordml/sdtformatlock" xmlns:w16se="http://schemas.microsoft.com/office/word/2015/wordml/symex" xmlns:wpg="http://schemas.microsoft.com/office/word/2010/wordprocessingGroup" xmlns:wpi="http://schemas.microsoft.com/office/word/2010/wordprocessingInk" xmlns:wne="http://schemas.microsoft.com/office/word/2006/wordml" xmlns:wps="http://schemas.microsoft.com/office/word/2010/wordprocessingShape" mc:Ignorable="w14 w15 w16se w16cid w16 w16cex w16sdtdh w16sdtfl w16du wp14">
   <w:footnote w:type="separator" w:id="-1">
     <w:p>
       <w:pPr>
@@ -792,7 +1121,7 @@
 </file>
 
 <file path=word/header1.xml><?xml version="1.0" encoding="utf-8"?>
-<w:hdr xmlns:wpc="http://schemas.microsoft.com/office/word/2010/wordprocessingCanvas" xmlns:cx="http://schemas.microsoft.com/office/drawing/2014/chartex" xmlns:cx1="http://schemas.microsoft.com/office/drawing/2015/9/8/chartex" xmlns:cx2="http://schemas.microsoft.com/office/drawing/2015/10/21/chartex" xmlns:cx3="http://schemas.microsoft.com/office/drawing/2016/5/9/chartex" xmlns:cx4="http://schemas.microsoft.com/office/drawing/2016/5/10/chartex" xmlns:cx5="http://schemas.microsoft.com/office/drawing/2016/5/11/chartex" xmlns:cx6="http://schemas.microsoft.com/office/drawing/2016/5/12/chartex" xmlns:cx7="http://schemas.microsoft.com/office/drawing/2016/5/13/chartex" xmlns:cx8="http://schemas.microsoft.com/office/drawing/2016/5/14/chartex" xmlns:mc="http://schemas.openxmlformats.org/markup-compatibility/2006" xmlns:aink="http://schemas.microsoft.com/office/drawing/2016/ink" xmlns:am3d="http://schemas.microsoft.com/office/drawing/2017/model3d" xmlns:o="urn:schemas-microsoft-com:office:office" xmlns:oel="http://schemas.microsoft.com/office/2019/extlst" xmlns:r="http://schemas.openxmlformats.org/officeDocument/2006/relationships" xmlns:m="http://schemas.openxmlformats.org/officeDocument/2006/math" xmlns:v="urn:schemas-microsoft-com:vml" xmlns:wp14="http://schemas.microsoft.com/office/word/2010/wordprocessingDrawing" xmlns:wp="http://schemas.openxmlformats.org/drawingml/2006/wordprocessingDrawing" xmlns:w10="urn:schemas-microsoft-com:office:word" xmlns:w="http://schemas.openxmlformats.org/wordprocessingml/2006/main" xmlns:w14="http://schemas.microsoft.com/office/word/2010/wordml" xmlns:w15="http://schemas.microsoft.com/office/word/2012/wordml" xmlns:w16cex="http://schemas.microsoft.com/office/word/2018/wordml/cex" xmlns:w16cid="http://schemas.microsoft.com/office/word/2016/wordml/cid" xmlns:w16="http://schemas.microsoft.com/office/word/2018/wordml" xmlns:w16sdtdh="http://schemas.microsoft.com/office/word/2020/wordml/sdtdatahash" xmlns:w16se="http://schemas.microsoft.com/office/word/2015/wordml/symex" xmlns:wpg="http://schemas.microsoft.com/office/word/2010/wordprocessingGroup" xmlns:wpi="http://schemas.microsoft.com/office/word/2010/wordprocessingInk" xmlns:wne="http://schemas.microsoft.com/office/word/2006/wordml" xmlns:wps="http://schemas.microsoft.com/office/word/2010/wordprocessingShape" mc:Ignorable="w14 w15 w16se w16cid w16 w16cex w16sdtdh wp14">
+<w:hdr xmlns:wpc="http://schemas.microsoft.com/office/word/2010/wordprocessingCanvas" xmlns:cx="http://schemas.microsoft.com/office/drawing/2014/chartex" xmlns:cx1="http://schemas.microsoft.com/office/drawing/2015/9/8/chartex" xmlns:cx2="http://schemas.microsoft.com/office/drawing/2015/10/21/chartex" xmlns:cx3="http://schemas.microsoft.com/office/drawing/2016/5/9/chartex" xmlns:cx4="http://schemas.microsoft.com/office/drawing/2016/5/10/chartex" xmlns:cx5="http://schemas.microsoft.com/office/drawing/2016/5/11/chartex" xmlns:cx6="http://schemas.microsoft.com/office/drawing/2016/5/12/chartex" xmlns:cx7="http://schemas.microsoft.com/office/drawing/2016/5/13/chartex" xmlns:cx8="http://schemas.microsoft.com/office/drawing/2016/5/14/chartex" xmlns:mc="http://schemas.openxmlformats.org/markup-compatibility/2006" xmlns:aink="http://schemas.microsoft.com/office/drawing/2016/ink" xmlns:am3d="http://schemas.microsoft.com/office/drawing/2017/model3d" xmlns:o="urn:schemas-microsoft-com:office:office" xmlns:oel="http://schemas.microsoft.com/office/2019/extlst" xmlns:r="http://schemas.openxmlformats.org/officeDocument/2006/relationships" xmlns:m="http://schemas.openxmlformats.org/officeDocument/2006/math" xmlns:v="urn:schemas-microsoft-com:vml" xmlns:wp14="http://schemas.microsoft.com/office/word/2010/wordprocessingDrawing" xmlns:wp="http://schemas.openxmlformats.org/drawingml/2006/wordprocessingDrawing" xmlns:w10="urn:schemas-microsoft-com:office:word" xmlns:w="http://schemas.openxmlformats.org/wordprocessingml/2006/main" xmlns:w14="http://schemas.microsoft.com/office/word/2010/wordml" xmlns:w15="http://schemas.microsoft.com/office/word/2012/wordml" xmlns:w16cex="http://schemas.microsoft.com/office/word/2018/wordml/cex" xmlns:w16cid="http://schemas.microsoft.com/office/word/2016/wordml/cid" xmlns:w16="http://schemas.microsoft.com/office/word/2018/wordml" xmlns:w16du="http://schemas.microsoft.com/office/word/2023/wordml/word16du" xmlns:w16sdtdh="http://schemas.microsoft.com/office/word/2020/wordml/sdtdatahash" xmlns:w16sdtfl="http://schemas.microsoft.com/office/word/2024/wordml/sdtformatlock" xmlns:w16se="http://schemas.microsoft.com/office/word/2015/wordml/symex" xmlns:wpg="http://schemas.microsoft.com/office/word/2010/wordprocessingGroup" xmlns:wpi="http://schemas.microsoft.com/office/word/2010/wordprocessingInk" xmlns:wne="http://schemas.microsoft.com/office/word/2006/wordml" xmlns:wps="http://schemas.microsoft.com/office/word/2010/wordprocessingShape" mc:Ignorable="w14 w15 w16se w16cid w16 w16cex w16sdtdh w16sdtfl w16du wp14">
   <w:p>
     <w:pPr>
       <w:pStyle w:val="Header"/>
@@ -802,7 +1131,7 @@
 </file>
 
 <file path=word/header2.xml><?xml version="1.0" encoding="utf-8"?>
-<w:hdr xmlns:wpc="http://schemas.microsoft.com/office/word/2010/wordprocessingCanvas" xmlns:cx="http://schemas.microsoft.com/office/drawing/2014/chartex" xmlns:cx1="http://schemas.microsoft.com/office/drawing/2015/9/8/chartex" xmlns:cx2="http://schemas.microsoft.com/office/drawing/2015/10/21/chartex" xmlns:cx3="http://schemas.microsoft.com/office/drawing/2016/5/9/chartex" xmlns:cx4="http://schemas.microsoft.com/office/drawing/2016/5/10/chartex" xmlns:cx5="http://schemas.microsoft.com/office/drawing/2016/5/11/chartex" xmlns:cx6="http://schemas.microsoft.com/office/drawing/2016/5/12/chartex" xmlns:cx7="http://schemas.microsoft.com/office/drawing/2016/5/13/chartex" xmlns:cx8="http://schemas.microsoft.com/office/drawing/2016/5/14/chartex" xmlns:mc="http://schemas.openxmlformats.org/markup-compatibility/2006" xmlns:aink="http://schemas.microsoft.com/office/drawing/2016/ink" xmlns:am3d="http://schemas.microsoft.com/office/drawing/2017/model3d" xmlns:o="urn:schemas-microsoft-com:office:office" xmlns:oel="http://schemas.microsoft.com/office/2019/extlst" xmlns:r="http://schemas.openxmlformats.org/officeDocument/2006/relationships" xmlns:m="http://schemas.openxmlformats.org/officeDocument/2006/math" xmlns:v="urn:schemas-microsoft-com:vml" xmlns:wp14="http://schemas.microsoft.com/office/word/2010/wordprocessingDrawing" xmlns:wp="http://schemas.openxmlformats.org/drawingml/2006/wordprocessingDrawing" xmlns:w10="urn:schemas-microsoft-com:office:word" xmlns:w="http://schemas.openxmlformats.org/wordprocessingml/2006/main" xmlns:w14="http://schemas.microsoft.com/office/word/2010/wordml" xmlns:w15="http://schemas.microsoft.com/office/word/2012/wordml" xmlns:w16cex="http://schemas.microsoft.com/office/word/2018/wordml/cex" xmlns:w16cid="http://schemas.microsoft.com/office/word/2016/wordml/cid" xmlns:w16="http://schemas.microsoft.com/office/word/2018/wordml" xmlns:w16sdtdh="http://schemas.microsoft.com/office/word/2020/wordml/sdtdatahash" xmlns:w16se="http://schemas.microsoft.com/office/word/2015/wordml/symex" xmlns:wpg="http://schemas.microsoft.com/office/word/2010/wordprocessingGroup" xmlns:wpi="http://schemas.microsoft.com/office/word/2010/wordprocessingInk" xmlns:wne="http://schemas.microsoft.com/office/word/2006/wordml" xmlns:wps="http://schemas.microsoft.com/office/word/2010/wordprocessingShape" mc:Ignorable="w14 w15 w16se w16cid w16 w16cex w16sdtdh wp14">
+<w:hdr xmlns:wpc="http://schemas.microsoft.com/office/word/2010/wordprocessingCanvas" xmlns:cx="http://schemas.microsoft.com/office/drawing/2014/chartex" xmlns:cx1="http://schemas.microsoft.com/office/drawing/2015/9/8/chartex" xmlns:cx2="http://schemas.microsoft.com/office/drawing/2015/10/21/chartex" xmlns:cx3="http://schemas.microsoft.com/office/drawing/2016/5/9/chartex" xmlns:cx4="http://schemas.microsoft.com/office/drawing/2016/5/10/chartex" xmlns:cx5="http://schemas.microsoft.com/office/drawing/2016/5/11/chartex" xmlns:cx6="http://schemas.microsoft.com/office/drawing/2016/5/12/chartex" xmlns:cx7="http://schemas.microsoft.com/office/drawing/2016/5/13/chartex" xmlns:cx8="http://schemas.microsoft.com/office/drawing/2016/5/14/chartex" xmlns:mc="http://schemas.openxmlformats.org/markup-compatibility/2006" xmlns:aink="http://schemas.microsoft.com/office/drawing/2016/ink" xmlns:am3d="http://schemas.microsoft.com/office/drawing/2017/model3d" xmlns:o="urn:schemas-microsoft-com:office:office" xmlns:oel="http://schemas.microsoft.com/office/2019/extlst" xmlns:r="http://schemas.openxmlformats.org/officeDocument/2006/relationships" xmlns:m="http://schemas.openxmlformats.org/officeDocument/2006/math" xmlns:v="urn:schemas-microsoft-com:vml" xmlns:wp14="http://schemas.microsoft.com/office/word/2010/wordprocessingDrawing" xmlns:wp="http://schemas.openxmlformats.org/drawingml/2006/wordprocessingDrawing" xmlns:w10="urn:schemas-microsoft-com:office:word" xmlns:w="http://schemas.openxmlformats.org/wordprocessingml/2006/main" xmlns:w14="http://schemas.microsoft.com/office/word/2010/wordml" xmlns:w15="http://schemas.microsoft.com/office/word/2012/wordml" xmlns:w16cex="http://schemas.microsoft.com/office/word/2018/wordml/cex" xmlns:w16cid="http://schemas.microsoft.com/office/word/2016/wordml/cid" xmlns:w16="http://schemas.microsoft.com/office/word/2018/wordml" xmlns:w16du="http://schemas.microsoft.com/office/word/2023/wordml/word16du" xmlns:w16sdtdh="http://schemas.microsoft.com/office/word/2020/wordml/sdtdatahash" xmlns:w16sdtfl="http://schemas.microsoft.com/office/word/2024/wordml/sdtformatlock" xmlns:w16se="http://schemas.microsoft.com/office/word/2015/wordml/symex" xmlns:wpg="http://schemas.microsoft.com/office/word/2010/wordprocessingGroup" xmlns:wpi="http://schemas.microsoft.com/office/word/2010/wordprocessingInk" xmlns:wne="http://schemas.microsoft.com/office/word/2006/wordml" xmlns:wps="http://schemas.microsoft.com/office/word/2010/wordprocessingShape" mc:Ignorable="w14 w15 w16se w16cid w16 w16cex w16sdtdh w16sdtfl w16du wp14">
   <w:p>
     <w:pPr>
       <w:pStyle w:val="Header"/>
@@ -813,7 +1142,7 @@
 </file>
 
 <file path=word/header3.xml><?xml version="1.0" encoding="utf-8"?>
-<w:hdr xmlns:wpc="http://schemas.microsoft.com/office/word/2010/wordprocessingCanvas" xmlns:cx="http://schemas.microsoft.com/office/drawing/2014/chartex" xmlns:cx1="http://schemas.microsoft.com/office/drawing/2015/9/8/chartex" xmlns:cx2="http://schemas.microsoft.com/office/drawing/2015/10/21/chartex" xmlns:cx3="http://schemas.microsoft.com/office/drawing/2016/5/9/chartex" xmlns:cx4="http://schemas.microsoft.com/office/drawing/2016/5/10/chartex" xmlns:cx5="http://schemas.microsoft.com/office/drawing/2016/5/11/chartex" xmlns:cx6="http://schemas.microsoft.com/office/drawing/2016/5/12/chartex" xmlns:cx7="http://schemas.microsoft.com/office/drawing/2016/5/13/chartex" xmlns:cx8="http://schemas.microsoft.com/office/drawing/2016/5/14/chartex" xmlns:mc="http://schemas.openxmlformats.org/markup-compatibility/2006" xmlns:aink="http://schemas.microsoft.com/office/drawing/2016/ink" xmlns:am3d="http://schemas.microsoft.com/office/drawing/2017/model3d" xmlns:o="urn:schemas-microsoft-com:office:office" xmlns:oel="http://schemas.microsoft.com/office/2019/extlst" xmlns:r="http://schemas.openxmlformats.org/officeDocument/2006/relationships" xmlns:m="http://schemas.openxmlformats.org/officeDocument/2006/math" xmlns:v="urn:schemas-microsoft-com:vml" xmlns:wp14="http://schemas.microsoft.com/office/word/2010/wordprocessingDrawing" xmlns:wp="http://schemas.openxmlformats.org/drawingml/2006/wordprocessingDrawing" xmlns:w10="urn:schemas-microsoft-com:office:word" xmlns:w="http://schemas.openxmlformats.org/wordprocessingml/2006/main" xmlns:w14="http://schemas.microsoft.com/office/word/2010/wordml" xmlns:w15="http://schemas.microsoft.com/office/word/2012/wordml" xmlns:w16cex="http://schemas.microsoft.com/office/word/2018/wordml/cex" xmlns:w16cid="http://schemas.microsoft.com/office/word/2016/wordml/cid" xmlns:w16="http://schemas.microsoft.com/office/word/2018/wordml" xmlns:w16sdtdh="http://schemas.microsoft.com/office/word/2020/wordml/sdtdatahash" xmlns:w16se="http://schemas.microsoft.com/office/word/2015/wordml/symex" xmlns:wpg="http://schemas.microsoft.com/office/word/2010/wordprocessingGroup" xmlns:wpi="http://schemas.microsoft.com/office/word/2010/wordprocessingInk" xmlns:wne="http://schemas.microsoft.com/office/word/2006/wordml" xmlns:wps="http://schemas.microsoft.com/office/word/2010/wordprocessingShape" mc:Ignorable="w14 w15 w16se w16cid w16 w16cex w16sdtdh wp14">
+<w:hdr xmlns:wpc="http://schemas.microsoft.com/office/word/2010/wordprocessingCanvas" xmlns:cx="http://schemas.microsoft.com/office/drawing/2014/chartex" xmlns:cx1="http://schemas.microsoft.com/office/drawing/2015/9/8/chartex" xmlns:cx2="http://schemas.microsoft.com/office/drawing/2015/10/21/chartex" xmlns:cx3="http://schemas.microsoft.com/office/drawing/2016/5/9/chartex" xmlns:cx4="http://schemas.microsoft.com/office/drawing/2016/5/10/chartex" xmlns:cx5="http://schemas.microsoft.com/office/drawing/2016/5/11/chartex" xmlns:cx6="http://schemas.microsoft.com/office/drawing/2016/5/12/chartex" xmlns:cx7="http://schemas.microsoft.com/office/drawing/2016/5/13/chartex" xmlns:cx8="http://schemas.microsoft.com/office/drawing/2016/5/14/chartex" xmlns:mc="http://schemas.openxmlformats.org/markup-compatibility/2006" xmlns:aink="http://schemas.microsoft.com/office/drawing/2016/ink" xmlns:am3d="http://schemas.microsoft.com/office/drawing/2017/model3d" xmlns:o="urn:schemas-microsoft-com:office:office" xmlns:oel="http://schemas.microsoft.com/office/2019/extlst" xmlns:r="http://schemas.openxmlformats.org/officeDocument/2006/relationships" xmlns:m="http://schemas.openxmlformats.org/officeDocument/2006/math" xmlns:v="urn:schemas-microsoft-com:vml" xmlns:wp14="http://schemas.microsoft.com/office/word/2010/wordprocessingDrawing" xmlns:wp="http://schemas.openxmlformats.org/drawingml/2006/wordprocessingDrawing" xmlns:w10="urn:schemas-microsoft-com:office:word" xmlns:w="http://schemas.openxmlformats.org/wordprocessingml/2006/main" xmlns:w14="http://schemas.microsoft.com/office/word/2010/wordml" xmlns:w15="http://schemas.microsoft.com/office/word/2012/wordml" xmlns:w16cex="http://schemas.microsoft.com/office/word/2018/wordml/cex" xmlns:w16cid="http://schemas.microsoft.com/office/word/2016/wordml/cid" xmlns:w16="http://schemas.microsoft.com/office/word/2018/wordml" xmlns:w16du="http://schemas.microsoft.com/office/word/2023/wordml/word16du" xmlns:w16sdtdh="http://schemas.microsoft.com/office/word/2020/wordml/sdtdatahash" xmlns:w16sdtfl="http://schemas.microsoft.com/office/word/2024/wordml/sdtformatlock" xmlns:w16se="http://schemas.microsoft.com/office/word/2015/wordml/symex" xmlns:wpg="http://schemas.microsoft.com/office/word/2010/wordprocessingGroup" xmlns:wpi="http://schemas.microsoft.com/office/word/2010/wordprocessingInk" xmlns:wne="http://schemas.microsoft.com/office/word/2006/wordml" xmlns:wps="http://schemas.microsoft.com/office/word/2010/wordprocessingShape" mc:Ignorable="w14 w15 w16se w16cid w16 w16cex w16sdtdh w16sdtfl w16du wp14">
   <w:p>
     <w:pPr>
       <w:pStyle w:val="Header"/>
@@ -822,7 +1151,7 @@
     <w:r>
       <w:tab/>
       <w:tab/>
-      <w:t>2026-06-17</w:t>
+      <w:t>2026-06-18</w:t>
       <w:br/>
       <w:br/>
     </w:r>
@@ -839,7 +1168,7 @@
 </file>
 
 <file path=word/numbering.xml><?xml version="1.0" encoding="utf-8"?>
-<w:numbering xmlns:wpc="http://schemas.microsoft.com/office/word/2010/wordprocessingCanvas" xmlns:cx="http://schemas.microsoft.com/office/drawing/2014/chartex" xmlns:cx1="http://schemas.microsoft.com/office/drawing/2015/9/8/chartex" xmlns:cx2="http://schemas.microsoft.com/office/drawing/2015/10/21/chartex" xmlns:cx3="http://schemas.microsoft.com/office/drawing/2016/5/9/chartex" xmlns:cx4="http://schemas.microsoft.com/office/drawing/2016/5/10/chartex" xmlns:cx5="http://schemas.microsoft.com/office/drawing/2016/5/11/chartex" xmlns:cx6="http://schemas.microsoft.com/office/drawing/2016/5/12/chartex" xmlns:cx7="http://schemas.microsoft.com/office/drawing/2016/5/13/chartex" xmlns:cx8="http://schemas.microsoft.com/office/drawing/2016/5/14/chartex" xmlns:mc="http://schemas.openxmlformats.org/markup-compatibility/2006" xmlns:aink="http://schemas.microsoft.com/office/drawing/2016/ink" xmlns:am3d="http://schemas.microsoft.com/office/drawing/2017/model3d" xmlns:o="urn:schemas-microsoft-com:office:office" xmlns:oel="http://schemas.microsoft.com/office/2019/extlst" xmlns:r="http://schemas.openxmlformats.org/officeDocument/2006/relationships" xmlns:m="http://schemas.openxmlformats.org/officeDocument/2006/math" xmlns:v="urn:schemas-microsoft-com:vml" xmlns:wp14="http://schemas.microsoft.com/office/word/2010/wordprocessingDrawing" xmlns:wp="http://schemas.openxmlformats.org/drawingml/2006/wordprocessingDrawing" xmlns:w10="urn:schemas-microsoft-com:office:word" xmlns:w="http://schemas.openxmlformats.org/wordprocessingml/2006/main" xmlns:w14="http://schemas.microsoft.com/office/word/2010/wordml" xmlns:w15="http://schemas.microsoft.com/office/word/2012/wordml" xmlns:w16cex="http://schemas.microsoft.com/office/word/2018/wordml/cex" xmlns:w16cid="http://schemas.microsoft.com/office/word/2016/wordml/cid" xmlns:w16="http://schemas.microsoft.com/office/word/2018/wordml" xmlns:w16sdtdh="http://schemas.microsoft.com/office/word/2020/wordml/sdtdatahash" xmlns:w16se="http://schemas.microsoft.com/office/word/2015/wordml/symex" xmlns:wpg="http://schemas.microsoft.com/office/word/2010/wordprocessingGroup" xmlns:wpi="http://schemas.microsoft.com/office/word/2010/wordprocessingInk" xmlns:wne="http://schemas.microsoft.com/office/word/2006/wordml" xmlns:wps="http://schemas.microsoft.com/office/word/2010/wordprocessingShape" mc:Ignorable="w14 w15 w16se w16cid w16 w16cex w16sdtdh wp14">
+<w:numbering xmlns:wpc="http://schemas.microsoft.com/office/word/2010/wordprocessingCanvas" xmlns:cx="http://schemas.microsoft.com/office/drawing/2014/chartex" xmlns:cx1="http://schemas.microsoft.com/office/drawing/2015/9/8/chartex" xmlns:cx2="http://schemas.microsoft.com/office/drawing/2015/10/21/chartex" xmlns:cx3="http://schemas.microsoft.com/office/drawing/2016/5/9/chartex" xmlns:cx4="http://schemas.microsoft.com/office/drawing/2016/5/10/chartex" xmlns:cx5="http://schemas.microsoft.com/office/drawing/2016/5/11/chartex" xmlns:cx6="http://schemas.microsoft.com/office/drawing/2016/5/12/chartex" xmlns:cx7="http://schemas.microsoft.com/office/drawing/2016/5/13/chartex" xmlns:cx8="http://schemas.microsoft.com/office/drawing/2016/5/14/chartex" xmlns:mc="http://schemas.openxmlformats.org/markup-compatibility/2006" xmlns:aink="http://schemas.microsoft.com/office/drawing/2016/ink" xmlns:am3d="http://schemas.microsoft.com/office/drawing/2017/model3d" xmlns:o="urn:schemas-microsoft-com:office:office" xmlns:oel="http://schemas.microsoft.com/office/2019/extlst" xmlns:r="http://schemas.openxmlformats.org/officeDocument/2006/relationships" xmlns:m="http://schemas.openxmlformats.org/officeDocument/2006/math" xmlns:v="urn:schemas-microsoft-com:vml" xmlns:wp14="http://schemas.microsoft.com/office/word/2010/wordprocessingDrawing" xmlns:wp="http://schemas.openxmlformats.org/drawingml/2006/wordprocessingDrawing" xmlns:w10="urn:schemas-microsoft-com:office:word" xmlns:w="http://schemas.openxmlformats.org/wordprocessingml/2006/main" xmlns:w14="http://schemas.microsoft.com/office/word/2010/wordml" xmlns:w15="http://schemas.microsoft.com/office/word/2012/wordml" xmlns:w16cex="http://schemas.microsoft.com/office/word/2018/wordml/cex" xmlns:w16cid="http://schemas.microsoft.com/office/word/2016/wordml/cid" xmlns:w16="http://schemas.microsoft.com/office/word/2018/wordml" xmlns:w16du="http://schemas.microsoft.com/office/word/2023/wordml/word16du" xmlns:w16sdtdh="http://schemas.microsoft.com/office/word/2020/wordml/sdtdatahash" xmlns:w16sdtfl="http://schemas.microsoft.com/office/word/2024/wordml/sdtformatlock" xmlns:w16se="http://schemas.microsoft.com/office/word/2015/wordml/symex" xmlns:wpg="http://schemas.microsoft.com/office/word/2010/wordprocessingGroup" xmlns:wpi="http://schemas.microsoft.com/office/word/2010/wordprocessingInk" xmlns:wne="http://schemas.microsoft.com/office/word/2006/wordml" xmlns:wps="http://schemas.microsoft.com/office/word/2010/wordprocessingShape" mc:Ignorable="w14 w15 w16se w16cid w16 w16cex w16sdtdh w16sdtfl w16du wp14">
   <w:abstractNum w:abstractNumId="0" w15:restartNumberingAfterBreak="0">
     <w:nsid w:val="FFFFFF7C"/>
     <w:multiLevelType w:val="singleLevel"/>
@@ -1042,7 +1371,7 @@
 </file>
 
 <file path=word/styles.xml><?xml version="1.0" encoding="utf-8"?>
-<w:styles xmlns:mc="http://schemas.openxmlformats.org/markup-compatibility/2006" xmlns:r="http://schemas.openxmlformats.org/officeDocument/2006/relationships" xmlns:w="http://schemas.openxmlformats.org/wordprocessingml/2006/main" xmlns:w14="http://schemas.microsoft.com/office/word/2010/wordml" xmlns:w15="http://schemas.microsoft.com/office/word/2012/wordml" xmlns:w16cex="http://schemas.microsoft.com/office/word/2018/wordml/cex" xmlns:w16cid="http://schemas.microsoft.com/office/word/2016/wordml/cid" xmlns:w16="http://schemas.microsoft.com/office/word/2018/wordml" xmlns:w16sdtdh="http://schemas.microsoft.com/office/word/2020/wordml/sdtdatahash" xmlns:w16se="http://schemas.microsoft.com/office/word/2015/wordml/symex" mc:Ignorable="w14 w15 w16se w16cid w16 w16cex w16sdtdh">
+<w:styles xmlns:mc="http://schemas.openxmlformats.org/markup-compatibility/2006" xmlns:r="http://schemas.openxmlformats.org/officeDocument/2006/relationships" xmlns:w="http://schemas.openxmlformats.org/wordprocessingml/2006/main" xmlns:w14="http://schemas.microsoft.com/office/word/2010/wordml" xmlns:w15="http://schemas.microsoft.com/office/word/2012/wordml" xmlns:w16cex="http://schemas.microsoft.com/office/word/2018/wordml/cex" xmlns:w16cid="http://schemas.microsoft.com/office/word/2016/wordml/cid" xmlns:w16="http://schemas.microsoft.com/office/word/2018/wordml" xmlns:w16du="http://schemas.microsoft.com/office/word/2023/wordml/word16du" xmlns:w16sdtdh="http://schemas.microsoft.com/office/word/2020/wordml/sdtdatahash" xmlns:w16sdtfl="http://schemas.microsoft.com/office/word/2024/wordml/sdtformatlock" xmlns:w16se="http://schemas.microsoft.com/office/word/2015/wordml/symex" mc:Ignorable="w14 w15 w16se w16cid w16 w16cex w16sdtdh w16sdtfl w16du">
   <w:docDefaults>
     <w:rPrDefault>
       <w:rPr>
@@ -1800,7 +2129,7 @@
     <w:link w:val="TitleChar"/>
     <w:uiPriority w:val="10"/>
     <w:qFormat/>
-    <w:rsid w:val="007106C8"/>
+    <w:rsid w:val="00E854FA"/>
     <w:pPr>
       <w:spacing w:after="300" w:line="240" w:lineRule="auto"/>
       <w:contextualSpacing/>
@@ -1810,7 +2139,7 @@
       <w:rFonts w:eastAsiaTheme="majorEastAsia" w:cstheme="majorBidi"/>
       <w:spacing w:val="5"/>
       <w:kern w:val="28"/>
-      <w:sz w:val="52"/>
+      <w:sz w:val="40"/>
       <w:szCs w:val="52"/>
       <w:lang w:val="sv-SE" w:eastAsia="en-US" w:bidi="ar-SA"/>
     </w:rPr>
@@ -1820,12 +2149,12 @@
     <w:basedOn w:val="DefaultParagraphFont"/>
     <w:link w:val="Title"/>
     <w:uiPriority w:val="10"/>
-    <w:rsid w:val="007106C8"/>
+    <w:rsid w:val="00E854FA"/>
     <w:rPr>
       <w:rFonts w:ascii="Times New Roman" w:eastAsiaTheme="majorEastAsia" w:hAnsi="Times New Roman" w:cstheme="majorBidi"/>
       <w:spacing w:val="5"/>
       <w:kern w:val="28"/>
-      <w:sz w:val="52"/>
+      <w:sz w:val="40"/>
       <w:szCs w:val="52"/>
       <w:lang w:val="sv-SE" w:eastAsia="en-US" w:bidi="ar-SA"/>
     </w:rPr>

--- a/klagomål/A 18942-2026 FSC-klagomål.docx
+++ b/klagomål/A 18942-2026 FSC-klagomål.docx
@@ -1151,7 +1151,7 @@
     <w:r>
       <w:tab/>
       <w:tab/>
-      <w:t>2026-06-18</w:t>
+      <w:t>2026-06-19</w:t>
       <w:br/>
       <w:br/>
     </w:r>

--- a/klagomål/A 18942-2026 FSC-klagomål.docx
+++ b/klagomål/A 18942-2026 FSC-klagomål.docx
@@ -1151,7 +1151,7 @@
     <w:r>
       <w:tab/>
       <w:tab/>
-      <w:t>2026-06-19</w:t>
+      <w:t>2026-06-20</w:t>
       <w:br/>
       <w:br/>
     </w:r>

--- a/klagomål/A 18942-2026 FSC-klagomål.docx
+++ b/klagomål/A 18942-2026 FSC-klagomål.docx
@@ -168,38 +168,7 @@
     </w:p>
     <w:p>
       <w:r>
-        <w:t>Detta dokument behandlar höga naturvärden i avverkningsanmälan A 18942-2026 i Östersunds kommun som inkom 2026-04-17 och omfattar 2,1 ha.</w:t>
-      </w:r>
-    </w:p>
-    <w:p>
-      <w:r>
-        <w:t>Nedan presenteras fynd av naturvårdsarter och fridlysta arter som gjorts i det avverkningsanmälda området, samt relevanta utdrag ur standarderna för FSC, Chain of Custody, Controlled Wood och PEFC. I BILAGA 1 finns artfakta om rödlistade arter.</w:t>
-      </w:r>
-    </w:p>
-    <w:p>
-      <w:r>
-        <w:t>Vi förväntar oss att ni återkommer med ett skriftligt svar på vårt klagomål och även beskriver vilka korrigerande åtgärder ni satt in för att rätta till identifierade brister i er efterlevnad av den svenska FSC standarden.</w:t>
-      </w:r>
-    </w:p>
-    <w:p>
-      <w:pPr>
-        <w:pStyle w:val="Heading1"/>
-      </w:pPr>
-      <w:r>
-        <w:t>Naturvårdsarter</w:t>
-      </w:r>
-    </w:p>
-    <w:p>
-      <w:r>
-        <w:t>I och inom 22 meter från avverkningsanmälan har följande 16 naturvårdsarter hittats: blågrå svartspik (NT), dvärgbägarlav (NT, T), kolflarnlav (NT, T), lunglav (NT, T), mörk kolflarnlav (NT), nordtagging (NT), talltagel (NT, T), vedflamlav (NT), vedskivlav (NT, T), bårdlav (S, T), gullgröppa (S), gytterlav (S, T), korallrot (S, T, §8), luddlav (S, T), nästlav (S, T) och ögonpyrola (S, T). Av dessa är 9 rödlistade. För rödlistade arter har rödlistekategorin angivits inom parentes. Arter som är signalarter enligt Skogsstyrelsen har markerats med (S). Typiska arter inom Natura 2000 som är kopplade till skogsekosystem har markerats med (T). För fridlysta arter anges även paragrafen i Artskyddsförordningen som arten är fridlyst enligt.</w:t>
-      </w:r>
-    </w:p>
-    <w:p>
-      <w:r>
-        <w:t>De påträffade naturvårdsarterna är ett tydligt kvitto på att det rör sig om en skog med höga naturvärden.</w:t>
-      </w:r>
-      <w:r>
-        <w:t xml:space="preserve"> I Figur 1 visas fyndplatser för naturvårdsarter i området, som finns registrerade på Artportalen.</w:t>
+        <w:t>Detta klagomål behandlar höga naturvärden i avverkningsanmälan A 18942-2026 i Östersunds kommun som inkom 2026-04-17 och omfattar 2,1 ha.</w:t>
       </w:r>
     </w:p>
     <w:p>
@@ -247,20 +216,291 @@
         <w:spacing w:after="240"/>
       </w:pPr>
       <w:r>
-        <w:t>Figur 1. Fyndplatser för naturvårdsarter i och inom 22 meter från avverkningsanmälan (röd linje). Markörer utan svart kant är placerade på fyndplatsen. Markörer med svart kant är placerade vid sidan av fyndplatsen och har ett svart streck som visar fyndplatsens exakta position. Kartans mittpunktskoordinat är N 7001785, E 514244 i SWEREF 99 TM.</w:t>
+        <w:t>Figur 1. Fyndplatser för naturvårdsarter i och inom 22 meter från avverkningsanmälan. Markörer utan svart kant är placerade på fyndplatsen. Markörer med svart kant är placerade vid sidan av fyndplatsen har ett svart streck som visar fyndplatsens exakta position. Kartans mittpunktskoordinat är N 7001785, E 514244 i SWEREF 99 TM.</w:t>
+      </w:r>
+    </w:p>
+    <w:p>
+      <w:r>
+        <w:t>I och inom 22 meter från avverkningsanmälan finns fynd av 16 naturvårdsarter, varav 9 är rödlistade, 1 är fridlyst, 11 är typiska (T) och 7 är signalarter (S): blågrå svartspik (NT), dvärgbägarlav (NT, T), kolflarnlav (NT, T), lunglav (NT, T), mörk kolflarnlav (NT), nordtagging (NT), talltagel (NT, T), vedflamlav (NT), vedskivlav (NT, T), bårdlav (S, T), gullgröppa (S), gytterlav (S, T), korallrot (S, T, §8), luddlav (S, T), nästlav (S, T) och ögonpyrola (S, T). Se Figur 1.</w:t>
+      </w:r>
+    </w:p>
+    <w:p>
+      <w:r>
+        <w:t>Nedan presenteras relevanta utdrag ur standarderna för FSC, Chain of Custody, Controlled Wood och PEFC.</w:t>
+      </w:r>
+    </w:p>
+    <w:p>
+      <w:r>
+        <w:t>Vi förväntar oss att ni återkommer med ett skriftligt svar på vårt klagomål och även beskriver vilka korrigerande åtgärder ni satt in för att rätta till identifierade brister i er efterlevnad av den svenska FSC standarden.</w:t>
       </w:r>
     </w:p>
     <w:p>
       <w:pPr>
-        <w:pStyle w:val="Heading2"/>
+        <w:pStyle w:val="Heading1"/>
       </w:pPr>
       <w:r>
-        <w:t>Fridlysta arter</w:t>
+        <w:t>Naturvårdsarter och fridlysta arter</w:t>
       </w:r>
     </w:p>
     <w:p>
       <w:r>
-        <w:t>Följande fridlysta arter har sina livsmiljöer och växtplatser i den avverkningsanmälda skogen: korallrot (S, T, §8).</w:t>
+        <w:t>Nedan följer beskrivningar av de naturvårdsarter och fridlysta arter som har sina livsmiljöer och växtplatser i den avverkningsanmälda skogen. Se även ytterligare artfakta i BILAGA 1. De påträffade naturvårdsarterna är ett tydligt kvitto på att det rör sig om en skog med höga naturvärden.</w:t>
+      </w:r>
+    </w:p>
+    <w:p>
+      <w:r>
+        <w:rPr>
+          <w:b/>
+        </w:rPr>
+        <w:t>Blågrå svartspik (NT)</w:t>
+      </w:r>
+      <w:r>
+        <w:t xml:space="preserve"> växer på torr, hård ved av gamla, solbelysta torrakor, högstubbar av tall och grova döda grenar på levande tallar i öppna bestånd av naturskogskaraktär. Nästan alltid rör det sig om tjärrika torrträd och högstubbar (töreved, keloträd) som kan vara en bra bit över hundra år, i vissa fall sannolikt hundratals år gamla. Skogsbruk är idag det allvarligaste hotet. Ett långsiktigt hot är att nybildningen av gamla torrakor och högstubbar är en långsam process vilken ofta är beroende av skogsbrand. Nytt substrat bildas numera sannolikt nästan inte alls då antalet naturliga skogsbränder har minskat drastiskt på grund av effektivare brandbekämpning. Döda träd som lämnas efter avverkning är inte lämpliga för arten, eftersom dessa träd inte varit utsatta för skogsbrand och bildat tjärrik ved. Skogsbruksåtgärder på eller i närheten av växtplatserna bör undvikas. Naturskogsartade skogar med förekomst av arten indikerar höga biologiska värden och bör bevaras. Blågrå svartspik har en mycket begränsad utbredning utanför de nordiska länderna varför dessa länder har ett speciellt ansvar för arten (SLU Artdatabanken, 2024).</w:t>
+      </w:r>
+    </w:p>
+    <w:p>
+      <w:r>
+        <w:rPr>
+          <w:b/>
+        </w:rPr>
+        <w:t>Dvärgbägarlav (NT)</w:t>
+      </w:r>
+      <w:r>
+        <w:t xml:space="preserve"> förekommer över hela Sverige på gammal hård ved, huvudsakligen på tall men i södra Sverige även på ek. Veden utgörs framförallt av grova stubbar, lågor och grenar. Substratet har blivit sällsyntare och nybildning av substrat sker bara i begränsad omfattning. Arten hotas av att grova lågor blir allt sällsyntare i dagens kulturskogar samt att nybildningen av lämpliga substrat går mycket långsamt. En riklig tillgång på gamla tall- eller eklågor måste säkerställas på artens lokaler. Dvärgbägarlav är typisk art för </w:t>
+      </w:r>
+      <w:r>
+        <w:rPr>
+          <w:i/>
+        </w:rPr>
+        <w:t>9010 Taiga</w:t>
+      </w:r>
+      <w:r>
+        <w:t xml:space="preserve"> (SLU Artdatabanken, 2024; Nitare &amp; Skogsstyrelsen, 2019).</w:t>
+      </w:r>
+    </w:p>
+    <w:p>
+      <w:r>
+        <w:rPr>
+          <w:b/>
+        </w:rPr>
+        <w:t>Kolflarnlav (NT)</w:t>
+      </w:r>
+      <w:r>
+        <w:t xml:space="preserve"> är brandberoende och växer nästan uteslutande på kolad hård kärnved av tall. Etableringen verkar ske först 100–300 år efter brand och nytt substrat nybildas i mycket begränsad omfattning. Avverkning av tallskog av naturskogskaraktär med spår av återkommande bränder är ett hot och mängden lämplig ved att växa på för arten minskar dels på grund av naturlig nedbrytning men framförallt på grund av att det förstörs i samband med slutavverkningar, gallringar och markberedning. Såväl kolflarnlav som mörk kolflarnlav har glänsande bålfjäll och förekommer främst i tall- och blandbarrskogar av naturskogskaraktär med spår av återkommande bränder. Skogar som dessa hyser höga biologiska värden och bör skyddas. Kolflarnlav är typisk art för </w:t>
+      </w:r>
+      <w:r>
+        <w:rPr>
+          <w:i/>
+        </w:rPr>
+        <w:t>9010 Taiga</w:t>
+      </w:r>
+      <w:r>
+        <w:t xml:space="preserve"> (SLU Artdatabanken, 2024).</w:t>
+      </w:r>
+    </w:p>
+    <w:p>
+      <w:r>
+        <w:rPr>
+          <w:b/>
+        </w:rPr>
+        <w:t>Lunglav (NT)</w:t>
+      </w:r>
+      <w:r>
+        <w:t xml:space="preserve"> är en av vårt lands främsta signalarter som överallt indikerar gamla lövträd, skogsbestånd med höga naturvärden och ekosystem med långskoglig kontinuitet. Lokalt kan förekomsten vara mycket riklig men den hittas nästan enbart i gamla och ej slutavverkade skogar. Artens samtliga förekomster bör uppmärksammas från naturvårdssynpunkt, då många lokaler även hyser andra ovanliga och rödlistade arter. Rikliga förekomster bör skyddas med biotopskydd, frivilliga avsättningar eller reservat. På lunglav kan de sällsynta lavparasiterna lunglavshårprick (CR), </w:t>
+      </w:r>
+      <w:r>
+        <w:rPr>
+          <w:i/>
+        </w:rPr>
+        <w:t>Abrothallus diederichii</w:t>
+      </w:r>
+      <w:r>
+        <w:t xml:space="preserve"> (VU), </w:t>
+      </w:r>
+      <w:r>
+        <w:rPr>
+          <w:i/>
+        </w:rPr>
+        <w:t>Abrothallus lobariae</w:t>
+      </w:r>
+      <w:r>
+        <w:t xml:space="preserve"> (VU), </w:t>
+      </w:r>
+      <w:r>
+        <w:rPr>
+          <w:i/>
+        </w:rPr>
+        <w:t>Calycina lobariae</w:t>
+      </w:r>
+      <w:r>
+        <w:t xml:space="preserve"> (VU), lunglavsknapp (VU) och skrovelmössing (VU) påträffas. Lunglav är typisk art för </w:t>
+      </w:r>
+      <w:r>
+        <w:rPr>
+          <w:i/>
+        </w:rPr>
+        <w:t>9010 Taiga, 9020 Nordlig ädellövskog, 9110 Näringsfattig bokskog, 9130 Näringsrik bokskog, 9160 Näringsrik ekskog, 9180 Ädellövskog i branter, 9190 Näringsfattig ekskog, 9070 Trädklädd betesmark, 9040 Fjällbjörkskog</w:t>
+      </w:r>
+      <w:r>
+        <w:t xml:space="preserve"> och</w:t>
+      </w:r>
+      <w:r>
+        <w:rPr>
+          <w:i/>
+        </w:rPr>
+        <w:t xml:space="preserve"> 6530 Lövängar</w:t>
+      </w:r>
+      <w:r>
+        <w:t xml:space="preserve"> (SLU Artdatabanken, 2026; Nitare &amp; Skogsstyrelsen, 2019).</w:t>
+      </w:r>
+    </w:p>
+    <w:p>
+      <w:r>
+        <w:rPr>
+          <w:b/>
+        </w:rPr>
+        <w:t>Mörk kolflarnlav (NT)</w:t>
+      </w:r>
+      <w:r>
+        <w:t xml:space="preserve"> är brandberoende och växer nästan uteslutande på kolad hård kärnved av tall. Arten förekommer främst i glesa, öppna tall- och blandbarrskogar av naturskogskaraktär och etableringen verkar ske sent efter brand, kanske först efter 100–300 år. Mörk kolflarnlav indikerar skog med höga naturvärden och vanligast är att den påträffas på rester av nedbrunna torrakor och högstubbar och lågstubbar som är så grova att hela innandömet är urbränt. Tall- och blandbarrskogar av naturskogskaraktär med spår av återkommande bränder hyser höga biologiska värden och bör skyddas (SLU Artdatabanken, 2024).</w:t>
+      </w:r>
+    </w:p>
+    <w:p>
+      <w:r>
+        <w:rPr>
+          <w:b/>
+        </w:rPr>
+        <w:t>Nordtagging (NT)</w:t>
+      </w:r>
+      <w:r>
+        <w:t xml:space="preserve"> växer främst på tallågor av grövre dimensioner och påträffas huvudsakligen i äldre skog som inte kalavverkats. Nordtaggingen missgynnas av att områden med äldre tallskog har minskat starkt. Bekämpning av skogsbränder, samtidigt som skogsbruket omvandlar naturligt glesa tallbestånd till likartade och betydligt tätare bestånd, har missgynnat arten. Bristen på gamla tallågor utgör på sikt ett allvarligt hot och återskapandet av lämpliga biotoper tar mycket lång tid. Områden med olikåldriga bestånd av tall och med stort inslag av äldre träd bör undantas från skoglig produktion (SLU Artdatabanken, 2024).</w:t>
+      </w:r>
+    </w:p>
+    <w:p>
+      <w:r>
+        <w:rPr>
+          <w:b/>
+        </w:rPr>
+        <w:t>Talltagel (NT)</w:t>
+      </w:r>
+      <w:r>
+        <w:t xml:space="preserve"> är en boreal art som förekommer på tall i äldre, öppna tallskogar. Den påverkas negativt av brist på kontinuitetsskog och minskningstakten bedöms vara nära gränsvärdet för Sårbar (VU). Talltagel är typisk art för </w:t>
+      </w:r>
+      <w:r>
+        <w:rPr>
+          <w:i/>
+        </w:rPr>
+        <w:t>9010 Taiga</w:t>
+      </w:r>
+      <w:r>
+        <w:t xml:space="preserve"> (SLU Artdatabanken, 2026).</w:t>
+      </w:r>
+    </w:p>
+    <w:p>
+      <w:r>
+        <w:rPr>
+          <w:b/>
+        </w:rPr>
+        <w:t>Vedflamlav (NT)</w:t>
+      </w:r>
+      <w:r>
+        <w:t xml:space="preserve"> växer på gammal hård och torr, exponerad kärnved av tall, främst på högstubbar i ljusöppna lägen, t.ex. vid och på myrar, sjökanter, i glesa hällmarkskogar och i brandpräglade tallnaturskogar. Substratet nyskapas i begränsad omfattning och arten är en utmärkt indikator på höga naturvärden i denna skogstyp. Tall- och barrblandskogar med naturskogskaraktär och spår av bränder har ofta höga biologiska värden och bör skyddas. På vedflamlavens bål kan den sällsynta spiklaven/parasiten </w:t>
+      </w:r>
+      <w:r>
+        <w:rPr>
+          <w:i/>
+        </w:rPr>
+        <w:t>Calicium ramboldiicola</w:t>
+      </w:r>
+      <w:r>
+        <w:t xml:space="preserve"> (VU) påträffas (SLU Artdatabanken, 2026).</w:t>
+      </w:r>
+    </w:p>
+    <w:p>
+      <w:r>
+        <w:rPr>
+          <w:b/>
+        </w:rPr>
+        <w:t>Vedskivlav (NT)</w:t>
+      </w:r>
+      <w:r>
+        <w:t xml:space="preserve"> växer på gammal, torr, exponerad, hård kärnved av framförallt tall i naturskogsartade bestånd. Avverkning av tallskog av naturskogskaraktär med spår av återkommande bränder är ett hot. Mängden lämplig ved att växa på för vedskivlav minskar, dels på grund av naturlig nedbrytning men framförallt på grund av att de förstörs i samband med slutavverkningar, gallringar och markberedning. Tall- och blandbarrskogar av naturskogskaraktär med spår av återkommande bränder bör skyddas. Vedskivlav är typisk art för </w:t>
+      </w:r>
+      <w:r>
+        <w:rPr>
+          <w:i/>
+        </w:rPr>
+        <w:t>9010 Taiga</w:t>
+      </w:r>
+      <w:r>
+        <w:t xml:space="preserve"> (SLU Artdatabanken, 2024).</w:t>
+      </w:r>
+    </w:p>
+    <w:p>
+      <w:r>
+        <w:rPr>
+          <w:b/>
+        </w:rPr>
+        <w:t>Bårdlav</w:t>
+      </w:r>
+      <w:r>
+        <w:t xml:space="preserve"> signalerar miljöer med höga naturvärden och på lokalerna finns vanligtvis många andra ovanliga och rödlistade arter. Den visar även på platser med hög och jämn luftfuktighet. På bårdlav och andra njurlavar (Nephroma) kan de sällsynta parasiterna </w:t>
+      </w:r>
+      <w:r>
+        <w:rPr>
+          <w:i/>
+        </w:rPr>
+        <w:t xml:space="preserve">Protounguicularia nephromatis </w:t>
+      </w:r>
+      <w:r>
+        <w:t xml:space="preserve">(VU) och </w:t>
+      </w:r>
+      <w:r>
+        <w:rPr>
+          <w:i/>
+        </w:rPr>
+        <w:t xml:space="preserve">Tremella nephromatis </w:t>
+      </w:r>
+      <w:r>
+        <w:t xml:space="preserve">(DD) påträffas. Bårdlav är typisk art för </w:t>
+      </w:r>
+      <w:r>
+        <w:rPr>
+          <w:i/>
+        </w:rPr>
+        <w:t xml:space="preserve">9010 Taiga, 9020 Nordlig ädellövskog, 9070 Trädklädd betesmark, 9110 Näringsfattig bokskog, 9160 Näringsrik ekskog, 9180 Ädellövskog i branter </w:t>
+      </w:r>
+      <w:r>
+        <w:t>och</w:t>
+      </w:r>
+      <w:r>
+        <w:rPr>
+          <w:i/>
+        </w:rPr>
+        <w:t xml:space="preserve"> 9190 Näringsfattig ekskog</w:t>
+      </w:r>
+      <w:r>
+        <w:t xml:space="preserve"> (SLU Artdatabanken, 2026; Nitare &amp; Skogsstyrelsen, 2019).</w:t>
+      </w:r>
+    </w:p>
+    <w:p>
+      <w:r>
+        <w:rPr>
+          <w:b/>
+        </w:rPr>
+        <w:t xml:space="preserve">Gytterlav </w:t>
+      </w:r>
+      <w:r>
+        <w:t xml:space="preserve">signalerar höga naturvärden i södra och mellersta Sverige, samt längs Norrlands kustland. Förekomster i söder, framför allt på trädstammar, är en indikation på gammal skogsmark med långvarig förekomst av äldre lövträd i miljöer med hög och jämn luftfuktighet. Gytterlav är typisk art för </w:t>
+      </w:r>
+      <w:r>
+        <w:rPr>
+          <w:i/>
+        </w:rPr>
+        <w:t xml:space="preserve">9040 Fjällbjörkskog </w:t>
+      </w:r>
+      <w:r>
+        <w:t>(Nitare &amp; Skogsstyrelsen, 2019; SLU Artdatabanken, 2025).</w:t>
       </w:r>
     </w:p>
     <w:p>
@@ -284,132 +524,6 @@
       </w:r>
     </w:p>
     <w:p>
-      <w:pPr>
-        <w:pStyle w:val="Heading2"/>
-      </w:pPr>
-      <w:r>
-        <w:t>Övriga naturvårdsarter</w:t>
-      </w:r>
-    </w:p>
-    <w:p>
-      <w:r>
-        <w:rPr>
-          <w:b/>
-        </w:rPr>
-        <w:t>Blågrå svartspik (NT)</w:t>
-      </w:r>
-      <w:r>
-        <w:t xml:space="preserve"> växer på torr, hård ved av gamla, solbelysta torrakor, högstubbar av tall och grova döda grenar på levande tallar i öppna bestånd av naturskogskaraktär. Nästan alltid rör det sig om tjärrika torrträd och högstubbar (töreved, keloträd) som kan vara en bra bit över hundra år, i vissa fall sannolikt hundratals år gamla. Skogsbruk är idag det allvarligaste hotet. Ett långsiktigt hot är att nybildningen av gamla torrakor och högstubbar är en långsam process vilken ofta är beroende av skogsbrand. Nytt substrat bildas numera sannolikt nästan inte alls då antalet naturliga skogsbränder har minskat drastiskt på grund av effektivare brandbekämpning. Döda träd som lämnas efter avverkning är inte lämpliga för arten, eftersom dessa träd inte varit utsatta för skogsbrand och bildat tjärrik ved. Skogsbruksåtgärder på eller i närheten av växtplatserna bör undvikas. Naturskogsartade skogar med förekomst av arten indikerar höga biologiska värden och bör bevaras. Blågrå svartspik har en mycket begränsad utbredning utanför de nordiska länderna varför dessa länder har ett speciellt ansvar för arten (SLU Artdatabanken, 2024).</w:t>
-      </w:r>
-    </w:p>
-    <w:p>
-      <w:r>
-        <w:rPr>
-          <w:b/>
-        </w:rPr>
-        <w:t>Bårdlav</w:t>
-      </w:r>
-      <w:r>
-        <w:t xml:space="preserve"> signalerar miljöer med höga naturvärden och på lokalerna finns vanligtvis många andra ovanliga och rödlistade arter. Den visar även på platser med hög och jämn luftfuktighet. På bårdlav och andra njurlavar (Nephroma) kan de sällsynta parasiterna </w:t>
-      </w:r>
-      <w:r>
-        <w:rPr>
-          <w:i/>
-        </w:rPr>
-        <w:t xml:space="preserve">Protounguicularia nephromatis </w:t>
-      </w:r>
-      <w:r>
-        <w:t xml:space="preserve">(VU) och </w:t>
-      </w:r>
-      <w:r>
-        <w:rPr>
-          <w:i/>
-        </w:rPr>
-        <w:t xml:space="preserve">Tremella nephromatis </w:t>
-      </w:r>
-      <w:r>
-        <w:t xml:space="preserve">(DD) påträffas. Bårdlav är typisk art för </w:t>
-      </w:r>
-      <w:r>
-        <w:rPr>
-          <w:i/>
-        </w:rPr>
-        <w:t xml:space="preserve">9010 Taiga, 9020 Nordlig ädellövskog, 9070 Trädklädd betesmark, 9110 Näringsfattig bokskog, 9160 Näringsrik ekskog, 9180 Ädellövskog i branter </w:t>
-      </w:r>
-      <w:r>
-        <w:t>och</w:t>
-      </w:r>
-      <w:r>
-        <w:rPr>
-          <w:i/>
-        </w:rPr>
-        <w:t xml:space="preserve"> 9190 Näringsfattig ekskog</w:t>
-      </w:r>
-      <w:r>
-        <w:t xml:space="preserve"> (SLU Artdatabanken, 2026; Nitare &amp; Skogsstyrelsen, 2019).</w:t>
-      </w:r>
-    </w:p>
-    <w:p>
-      <w:r>
-        <w:rPr>
-          <w:b/>
-        </w:rPr>
-        <w:t>Dvärgbägarlav (NT)</w:t>
-      </w:r>
-      <w:r>
-        <w:t xml:space="preserve"> förekommer över hela Sverige på gammal hård ved, huvudsakligen på tall men i södra Sverige även på ek. Veden utgörs framförallt av grova stubbar, lågor och grenar. Substratet har blivit sällsyntare och nybildning av substrat sker bara i begränsad omfattning. Arten hotas av att grova lågor blir allt sällsyntare i dagens kulturskogar samt att nybildningen av lämpliga substrat går mycket långsamt. En riklig tillgång på gamla tall- eller eklågor måste säkerställas på artens lokaler. Dvärgbägarlav är typisk art för </w:t>
-      </w:r>
-      <w:r>
-        <w:rPr>
-          <w:i/>
-        </w:rPr>
-        <w:t>9010 Taiga</w:t>
-      </w:r>
-      <w:r>
-        <w:t xml:space="preserve"> (SLU Artdatabanken, 2024; Nitare &amp; Skogsstyrelsen, 2019).</w:t>
-      </w:r>
-    </w:p>
-    <w:p>
-      <w:r>
-        <w:rPr>
-          <w:b/>
-        </w:rPr>
-        <w:t xml:space="preserve">Gytterlav </w:t>
-      </w:r>
-      <w:r>
-        <w:t xml:space="preserve">signalerar höga naturvärden i södra och mellersta Sverige, samt längs Norrlands kustland. Förekomster i söder, framför allt på trädstammar, är en indikation på gammal skogsmark med långvarig förekomst av äldre lövträd i miljöer med hög och jämn luftfuktighet. Gytterlav är typisk art för </w:t>
-      </w:r>
-      <w:r>
-        <w:rPr>
-          <w:i/>
-        </w:rPr>
-        <w:t xml:space="preserve">9040 Fjällbjörkskog </w:t>
-      </w:r>
-      <w:r>
-        <w:t>(Nitare &amp; Skogsstyrelsen, 2019; SLU Artdatabanken, 2025).</w:t>
-      </w:r>
-    </w:p>
-    <w:p>
-      <w:r>
-        <w:rPr>
-          <w:b/>
-        </w:rPr>
-        <w:t>Kolflarnlav (NT)</w:t>
-      </w:r>
-      <w:r>
-        <w:t xml:space="preserve"> är brandberoende och växer nästan uteslutande på kolad hård kärnved av tall. Etableringen verkar ske först 100–300 år efter brand och nytt substrat nybildas i mycket begränsad omfattning. Avverkning av tallskog av naturskogskaraktär med spår av återkommande bränder är ett hot och mängden lämplig ved att växa på för arten minskar dels på grund av naturlig nedbrytning men framförallt på grund av att det förstörs i samband med slutavverkningar, gallringar och markberedning. Såväl kolflarnlav som mörk kolflarnlav har glänsande bålfjäll och förekommer främst i tall- och blandbarrskogar av naturskogskaraktär med spår av återkommande bränder. Skogar som dessa hyser höga biologiska värden och bör skyddas. Kolflarnlav är typisk art för </w:t>
-      </w:r>
-      <w:r>
-        <w:rPr>
-          <w:i/>
-        </w:rPr>
-        <w:t>9010 Taiga</w:t>
-      </w:r>
-      <w:r>
-        <w:t xml:space="preserve"> (SLU Artdatabanken, 2024).</w:t>
-      </w:r>
-    </w:p>
-    <w:p>
       <w:r>
         <w:rPr>
           <w:b/>
@@ -452,84 +566,6 @@
         <w:rPr>
           <w:b/>
         </w:rPr>
-        <w:t>Lunglav (NT)</w:t>
-      </w:r>
-      <w:r>
-        <w:t xml:space="preserve"> är en av vårt lands främsta signalarter som överallt indikerar gamla lövträd, skogsbestånd med höga naturvärden och ekosystem med långskoglig kontinuitet. Lokalt kan förekomsten vara mycket riklig men den hittas nästan enbart i gamla och ej slutavverkade skogar. Artens samtliga förekomster bör uppmärksammas från naturvårdssynpunkt, då många lokaler även hyser andra ovanliga och rödlistade arter. Rikliga förekomster bör skyddas med biotopskydd, frivilliga avsättningar eller reservat. På lunglav kan de sällsynta lavparasiterna lunglavshårprick (CR), </w:t>
-      </w:r>
-      <w:r>
-        <w:rPr>
-          <w:i/>
-        </w:rPr>
-        <w:t>Abrothallus diederichii</w:t>
-      </w:r>
-      <w:r>
-        <w:t xml:space="preserve"> (VU), </w:t>
-      </w:r>
-      <w:r>
-        <w:rPr>
-          <w:i/>
-        </w:rPr>
-        <w:t>Abrothallus lobariae</w:t>
-      </w:r>
-      <w:r>
-        <w:t xml:space="preserve"> (VU), </w:t>
-      </w:r>
-      <w:r>
-        <w:rPr>
-          <w:i/>
-        </w:rPr>
-        <w:t>Calycina lobariae</w:t>
-      </w:r>
-      <w:r>
-        <w:t xml:space="preserve"> (VU), lunglavsknapp (VU) och skrovelmössing (VU) påträffas. Lunglav är typisk art för </w:t>
-      </w:r>
-      <w:r>
-        <w:rPr>
-          <w:i/>
-        </w:rPr>
-        <w:t>9010 Taiga, 9020 Nordlig ädellövskog, 9110 Näringsfattig bokskog, 9130 Näringsrik bokskog, 9160 Näringsrik ekskog, 9180 Ädellövskog i branter, 9190 Näringsfattig ekskog, 9070 Trädklädd betesmark, 9040 Fjällbjörkskog</w:t>
-      </w:r>
-      <w:r>
-        <w:t xml:space="preserve"> och</w:t>
-      </w:r>
-      <w:r>
-        <w:rPr>
-          <w:i/>
-        </w:rPr>
-        <w:t xml:space="preserve"> 6530 Lövängar</w:t>
-      </w:r>
-      <w:r>
-        <w:t xml:space="preserve"> (SLU Artdatabanken, 2026; Nitare &amp; Skogsstyrelsen, 2019).</w:t>
-      </w:r>
-    </w:p>
-    <w:p>
-      <w:r>
-        <w:rPr>
-          <w:b/>
-        </w:rPr>
-        <w:t>Mörk kolflarnlav (NT)</w:t>
-      </w:r>
-      <w:r>
-        <w:t xml:space="preserve"> är brandberoende och växer nästan uteslutande på kolad hård kärnved av tall. Arten förekommer främst i glesa, öppna tall- och blandbarrskogar av naturskogskaraktär och etableringen verkar ske sent efter brand, kanske först efter 100–300 år. Mörk kolflarnlav indikerar skog med höga naturvärden och vanligast är att den påträffas på rester av nedbrunna torrakor och högstubbar och lågstubbar som är så grova att hela innandömet är urbränt. Tall- och blandbarrskogar av naturskogskaraktär med spår av återkommande bränder hyser höga biologiska värden och bör skyddas (SLU Artdatabanken, 2024).</w:t>
-      </w:r>
-    </w:p>
-    <w:p>
-      <w:r>
-        <w:rPr>
-          <w:b/>
-        </w:rPr>
-        <w:t>Nordtagging (NT)</w:t>
-      </w:r>
-      <w:r>
-        <w:t xml:space="preserve"> växer främst på tallågor av grövre dimensioner och påträffas huvudsakligen i äldre skog som inte kalavverkats. Nordtaggingen missgynnas av att områden med äldre tallskog har minskat starkt. Bekämpning av skogsbränder, samtidigt som skogsbruket omvandlar naturligt glesa tallbestånd till likartade och betydligt tätare bestånd, har missgynnat arten. Bristen på gamla tallågor utgör på sikt ett allvarligt hot och återskapandet av lämpliga biotoper tar mycket lång tid. Områden med olikåldriga bestånd av tall och med stort inslag av äldre träd bör undantas från skoglig produktion (SLU Artdatabanken, 2024).</w:t>
-      </w:r>
-    </w:p>
-    <w:p>
-      <w:r>
-        <w:rPr>
-          <w:b/>
-        </w:rPr>
         <w:t>Nästlav</w:t>
       </w:r>
       <w:r>
@@ -543,66 +579,6 @@
       </w:r>
       <w:r>
         <w:t>(Nitare &amp; Skogsstyrelsen, 2019; SLU Artdatabanken, 2025).</w:t>
-      </w:r>
-    </w:p>
-    <w:p>
-      <w:r>
-        <w:rPr>
-          <w:b/>
-        </w:rPr>
-        <w:t>Talltagel (NT)</w:t>
-      </w:r>
-      <w:r>
-        <w:t xml:space="preserve"> är en boreal art som förekommer på tall i äldre, öppna tallskogar. Den påverkas negativt av brist på kontinuitetsskog och minskningstakten bedöms vara nära gränsvärdet för Sårbar (VU). Talltagel är typisk art för </w:t>
-      </w:r>
-      <w:r>
-        <w:rPr>
-          <w:i/>
-        </w:rPr>
-        <w:t>9010 Taiga</w:t>
-      </w:r>
-      <w:r>
-        <w:t xml:space="preserve"> (SLU Artdatabanken, 2026).</w:t>
-      </w:r>
-    </w:p>
-    <w:p>
-      <w:r>
-        <w:rPr>
-          <w:b/>
-        </w:rPr>
-        <w:t>Vedflamlav (NT)</w:t>
-      </w:r>
-      <w:r>
-        <w:t xml:space="preserve"> växer på gammal hård och torr, exponerad kärnved av tall, främst på högstubbar i ljusöppna lägen, t.ex. vid och på myrar, sjökanter, i glesa hällmarkskogar och i brandpräglade tallnaturskogar. Substratet nyskapas i begränsad omfattning och arten är en utmärkt indikator på höga naturvärden i denna skogstyp. Tall- och barrblandskogar med naturskogskaraktär och spår av bränder har ofta höga biologiska värden och bör skyddas. På vedflamlavens bål kan den sällsynta spiklaven/parasiten </w:t>
-      </w:r>
-      <w:r>
-        <w:rPr>
-          <w:i/>
-        </w:rPr>
-        <w:t>Calicium ramboldiicola</w:t>
-      </w:r>
-      <w:r>
-        <w:t xml:space="preserve"> (VU) påträffas (SLU Artdatabanken, 2026).</w:t>
-      </w:r>
-    </w:p>
-    <w:p>
-      <w:r>
-        <w:rPr>
-          <w:b/>
-        </w:rPr>
-        <w:t>Vedskivlav (NT)</w:t>
-      </w:r>
-      <w:r>
-        <w:t xml:space="preserve"> växer på gammal, torr, exponerad, hård kärnved av framförallt tall i naturskogsartade bestånd. Avverkning av tallskog av naturskogskaraktär med spår av återkommande bränder är ett hot. Mängden lämplig ved att växa på för vedskivlav minskar, dels på grund av naturlig nedbrytning men framförallt på grund av att de förstörs i samband med slutavverkningar, gallringar och markberedning. Tall- och blandbarrskogar av naturskogskaraktär med spår av återkommande bränder bör skyddas. Vedskivlav är typisk art för </w:t>
-      </w:r>
-      <w:r>
-        <w:rPr>
-          <w:i/>
-        </w:rPr>
-        <w:t>9010 Taiga</w:t>
-      </w:r>
-      <w:r>
-        <w:t xml:space="preserve"> (SLU Artdatabanken, 2024).</w:t>
       </w:r>
     </w:p>
     <w:p>
@@ -1151,7 +1127,7 @@
     <w:r>
       <w:tab/>
       <w:tab/>
-      <w:t>2026-06-20</w:t>
+      <w:t>2026-06-21</w:t>
       <w:br/>
       <w:br/>
     </w:r>

--- a/klagomål/A 18942-2026 FSC-klagomål.docx
+++ b/klagomål/A 18942-2026 FSC-klagomål.docx
@@ -1127,7 +1127,7 @@
     <w:r>
       <w:tab/>
       <w:tab/>
-      <w:t>2026-06-21</w:t>
+      <w:t>2026-06-22</w:t>
       <w:br/>
       <w:br/>
     </w:r>

--- a/klagomål/A 18942-2026 FSC-klagomål.docx
+++ b/klagomål/A 18942-2026 FSC-klagomål.docx
@@ -1127,7 +1127,7 @@
     <w:r>
       <w:tab/>
       <w:tab/>
-      <w:t>2026-06-22</w:t>
+      <w:t>2026-06-23</w:t>
       <w:br/>
       <w:br/>
     </w:r>

--- a/klagomål/A 18942-2026 FSC-klagomål.docx
+++ b/klagomål/A 18942-2026 FSC-klagomål.docx
@@ -1127,7 +1127,7 @@
     <w:r>
       <w:tab/>
       <w:tab/>
-      <w:t>2026-06-23</w:t>
+      <w:t>2026-06-24</w:t>
       <w:br/>
       <w:br/>
     </w:r>

--- a/klagomål/A 18942-2026 FSC-klagomål.docx
+++ b/klagomål/A 18942-2026 FSC-klagomål.docx
@@ -1127,7 +1127,7 @@
     <w:r>
       <w:tab/>
       <w:tab/>
-      <w:t>2026-06-24</w:t>
+      <w:t>2026-06-25</w:t>
       <w:br/>
       <w:br/>
     </w:r>

--- a/klagomål/A 18942-2026 FSC-klagomål.docx
+++ b/klagomål/A 18942-2026 FSC-klagomål.docx
@@ -1127,7 +1127,7 @@
     <w:r>
       <w:tab/>
       <w:tab/>
-      <w:t>2026-06-25</w:t>
+      <w:t>2026-06-26</w:t>
       <w:br/>
       <w:br/>
     </w:r>

--- a/klagomål/A 18942-2026 FSC-klagomål.docx
+++ b/klagomål/A 18942-2026 FSC-klagomål.docx
@@ -1127,7 +1127,7 @@
     <w:r>
       <w:tab/>
       <w:tab/>
-      <w:t>2026-06-26</w:t>
+      <w:t>2026-06-27</w:t>
       <w:br/>
       <w:br/>
     </w:r>

--- a/klagomål/A 18942-2026 FSC-klagomål.docx
+++ b/klagomål/A 18942-2026 FSC-klagomål.docx
@@ -1127,7 +1127,7 @@
     <w:r>
       <w:tab/>
       <w:tab/>
-      <w:t>2026-06-27</w:t>
+      <w:t>2026-06-28</w:t>
       <w:br/>
       <w:br/>
     </w:r>

--- a/klagomål/A 18942-2026 FSC-klagomål.docx
+++ b/klagomål/A 18942-2026 FSC-klagomål.docx
@@ -1127,7 +1127,7 @@
     <w:r>
       <w:tab/>
       <w:tab/>
-      <w:t>2026-06-28</w:t>
+      <w:t>2026-06-29</w:t>
       <w:br/>
       <w:br/>
     </w:r>

--- a/klagomål/A 18942-2026 FSC-klagomål.docx
+++ b/klagomål/A 18942-2026 FSC-klagomål.docx
@@ -1127,7 +1127,7 @@
     <w:r>
       <w:tab/>
       <w:tab/>
-      <w:t>2026-06-29</w:t>
+      <w:t>2026-06-30</w:t>
       <w:br/>
       <w:br/>
     </w:r>

--- a/klagomål/A 18942-2026 FSC-klagomål.docx
+++ b/klagomål/A 18942-2026 FSC-klagomål.docx
@@ -1127,7 +1127,7 @@
     <w:r>
       <w:tab/>
       <w:tab/>
-      <w:t>2026-06-30</w:t>
+      <w:t>2026-07-01</w:t>
       <w:br/>
       <w:br/>
     </w:r>

--- a/klagomål/A 18942-2026 FSC-klagomål.docx
+++ b/klagomål/A 18942-2026 FSC-klagomål.docx
@@ -1127,7 +1127,7 @@
     <w:r>
       <w:tab/>
       <w:tab/>
-      <w:t>2026-07-01</w:t>
+      <w:t>2026-07-02</w:t>
       <w:br/>
       <w:br/>
     </w:r>

--- a/klagomål/A 18942-2026 FSC-klagomål.docx
+++ b/klagomål/A 18942-2026 FSC-klagomål.docx
@@ -1127,7 +1127,7 @@
     <w:r>
       <w:tab/>
       <w:tab/>
-      <w:t>2026-07-13</w:t>
+      <w:t>2026-07-14</w:t>
       <w:br/>
       <w:br/>
     </w:r>

--- a/klagomål/A 18942-2026 FSC-klagomål.docx
+++ b/klagomål/A 18942-2026 FSC-klagomål.docx
@@ -1127,7 +1127,7 @@
     <w:r>
       <w:tab/>
       <w:tab/>
-      <w:t>2026-07-14</w:t>
+      <w:t>2026-07-15</w:t>
       <w:br/>
       <w:br/>
     </w:r>

--- a/klagomål/A 18942-2026 FSC-klagomål.docx
+++ b/klagomål/A 18942-2026 FSC-klagomål.docx
@@ -1127,7 +1127,7 @@
     <w:r>
       <w:tab/>
       <w:tab/>
-      <w:t>2026-07-15</w:t>
+      <w:t>2026-07-16</w:t>
       <w:br/>
       <w:br/>
     </w:r>

--- a/klagomål/A 18942-2026 FSC-klagomål.docx
+++ b/klagomål/A 18942-2026 FSC-klagomål.docx
@@ -1127,7 +1127,7 @@
     <w:r>
       <w:tab/>
       <w:tab/>
-      <w:t>2026-07-16</w:t>
+      <w:t>2026-07-17</w:t>
       <w:br/>
       <w:br/>
     </w:r>

--- a/klagomål/A 18942-2026 FSC-klagomål.docx
+++ b/klagomål/A 18942-2026 FSC-klagomål.docx
@@ -1127,7 +1127,7 @@
     <w:r>
       <w:tab/>
       <w:tab/>
-      <w:t>2026-07-17</w:t>
+      <w:t>2026-07-18</w:t>
       <w:br/>
       <w:br/>
     </w:r>

--- a/klagomål/A 18942-2026 FSC-klagomål.docx
+++ b/klagomål/A 18942-2026 FSC-klagomål.docx
@@ -1127,7 +1127,7 @@
     <w:r>
       <w:tab/>
       <w:tab/>
-      <w:t>2026-07-18</w:t>
+      <w:t>2026-07-19</w:t>
       <w:br/>
       <w:br/>
     </w:r>

--- a/klagomål/A 18942-2026 FSC-klagomål.docx
+++ b/klagomål/A 18942-2026 FSC-klagomål.docx
@@ -1127,7 +1127,7 @@
     <w:r>
       <w:tab/>
       <w:tab/>
-      <w:t>2026-07-19</w:t>
+      <w:t>2026-07-20</w:t>
       <w:br/>
       <w:br/>
     </w:r>

--- a/klagomål/A 18942-2026 FSC-klagomål.docx
+++ b/klagomål/A 18942-2026 FSC-klagomål.docx
@@ -1127,7 +1127,7 @@
     <w:r>
       <w:tab/>
       <w:tab/>
-      <w:t>2026-07-20</w:t>
+      <w:t>2026-07-21</w:t>
       <w:br/>
       <w:br/>
     </w:r>

--- a/klagomål/A 18942-2026 FSC-klagomål.docx
+++ b/klagomål/A 18942-2026 FSC-klagomål.docx
@@ -1127,7 +1127,7 @@
     <w:r>
       <w:tab/>
       <w:tab/>
-      <w:t>2026-07-21</w:t>
+      <w:t>2026-07-22</w:t>
       <w:br/>
       <w:br/>
     </w:r>

--- a/klagomål/A 18942-2026 FSC-klagomål.docx
+++ b/klagomål/A 18942-2026 FSC-klagomål.docx
@@ -1127,7 +1127,7 @@
     <w:r>
       <w:tab/>
       <w:tab/>
-      <w:t>2026-07-22</w:t>
+      <w:t>2026-07-23</w:t>
       <w:br/>
       <w:br/>
     </w:r>

--- a/klagomål/A 18942-2026 FSC-klagomål.docx
+++ b/klagomål/A 18942-2026 FSC-klagomål.docx
@@ -1127,7 +1127,7 @@
     <w:r>
       <w:tab/>
       <w:tab/>
-      <w:t>2026-07-23</w:t>
+      <w:t>2026-07-24</w:t>
       <w:br/>
       <w:br/>
     </w:r>

--- a/klagomål/A 18942-2026 FSC-klagomål.docx
+++ b/klagomål/A 18942-2026 FSC-klagomål.docx
@@ -1127,7 +1127,7 @@
     <w:r>
       <w:tab/>
       <w:tab/>
-      <w:t>2026-07-24</w:t>
+      <w:t>2026-07-25</w:t>
       <w:br/>
       <w:br/>
     </w:r>

--- a/klagomål/A 18942-2026 FSC-klagomål.docx
+++ b/klagomål/A 18942-2026 FSC-klagomål.docx
@@ -1127,7 +1127,7 @@
     <w:r>
       <w:tab/>
       <w:tab/>
-      <w:t>2026-07-25</w:t>
+      <w:t>2026-07-26</w:t>
       <w:br/>
       <w:br/>
     </w:r>

--- a/klagomål/A 18942-2026 FSC-klagomål.docx
+++ b/klagomål/A 18942-2026 FSC-klagomål.docx
@@ -1127,7 +1127,7 @@
     <w:r>
       <w:tab/>
       <w:tab/>
-      <w:t>2026-07-26</w:t>
+      <w:t>2026-07-27</w:t>
       <w:br/>
       <w:br/>
     </w:r>

--- a/klagomål/A 18942-2026 FSC-klagomål.docx
+++ b/klagomål/A 18942-2026 FSC-klagomål.docx
@@ -1127,7 +1127,7 @@
     <w:r>
       <w:tab/>
       <w:tab/>
-      <w:t>2026-07-27</w:t>
+      <w:t>2026-07-28</w:t>
       <w:br/>
       <w:br/>
     </w:r>

--- a/klagomål/A 18942-2026 FSC-klagomål.docx
+++ b/klagomål/A 18942-2026 FSC-klagomål.docx
@@ -1127,7 +1127,7 @@
     <w:r>
       <w:tab/>
       <w:tab/>
-      <w:t>2026-07-28</w:t>
+      <w:t>2026-07-29</w:t>
       <w:br/>
       <w:br/>
     </w:r>

--- a/klagomål/A 18942-2026 FSC-klagomål.docx
+++ b/klagomål/A 18942-2026 FSC-klagomål.docx
@@ -1127,7 +1127,7 @@
     <w:r>
       <w:tab/>
       <w:tab/>
-      <w:t>2026-07-29</w:t>
+      <w:t>2026-07-30</w:t>
       <w:br/>
       <w:br/>
     </w:r>

--- a/klagomål/A 18942-2026 FSC-klagomål.docx
+++ b/klagomål/A 18942-2026 FSC-klagomål.docx
@@ -1127,7 +1127,7 @@
     <w:r>
       <w:tab/>
       <w:tab/>
-      <w:t>2026-07-30</w:t>
+      <w:t>2026-07-31</w:t>
       <w:br/>
       <w:br/>
     </w:r>

--- a/klagomål/A 18942-2026 FSC-klagomål.docx
+++ b/klagomål/A 18942-2026 FSC-klagomål.docx
@@ -1127,7 +1127,7 @@
     <w:r>
       <w:tab/>
       <w:tab/>
-      <w:t>2026-07-31</w:t>
+      <w:t>2026-08-01</w:t>
       <w:br/>
       <w:br/>
     </w:r>

--- a/klagomål/A 18942-2026 FSC-klagomål.docx
+++ b/klagomål/A 18942-2026 FSC-klagomål.docx
@@ -1127,7 +1127,7 @@
     <w:r>
       <w:tab/>
       <w:tab/>
-      <w:t>2026-08-01</w:t>
+      <w:t>2026-08-02</w:t>
       <w:br/>
       <w:br/>
     </w:r>

--- a/klagomål/A 18942-2026 FSC-klagomål.docx
+++ b/klagomål/A 18942-2026 FSC-klagomål.docx
@@ -1127,7 +1127,7 @@
     <w:r>
       <w:tab/>
       <w:tab/>
-      <w:t>2026-08-02</w:t>
+      <w:t>2026-08-03</w:t>
       <w:br/>
       <w:br/>
     </w:r>

--- a/klagomål/A 18942-2026 FSC-klagomål.docx
+++ b/klagomål/A 18942-2026 FSC-klagomål.docx
@@ -1127,7 +1127,7 @@
     <w:r>
       <w:tab/>
       <w:tab/>
-      <w:t>2026-08-03</w:t>
+      <w:t>2026-08-05</w:t>
       <w:br/>
       <w:br/>
     </w:r>

--- a/klagomål/A 18942-2026 FSC-klagomål.docx
+++ b/klagomål/A 18942-2026 FSC-klagomål.docx
@@ -1127,7 +1127,7 @@
     <w:r>
       <w:tab/>
       <w:tab/>
-      <w:t>2026-08-05</w:t>
+      <w:t>2026-08-07</w:t>
       <w:br/>
       <w:br/>
     </w:r>

--- a/klagomål/A 18942-2026 FSC-klagomål.docx
+++ b/klagomål/A 18942-2026 FSC-klagomål.docx
@@ -1127,7 +1127,7 @@
     <w:r>
       <w:tab/>
       <w:tab/>
-      <w:t>2026-08-07</w:t>
+      <w:t>2026-08-08</w:t>
       <w:br/>
       <w:br/>
     </w:r>

--- a/klagomål/A 18942-2026 FSC-klagomål.docx
+++ b/klagomål/A 18942-2026 FSC-klagomål.docx
@@ -216,7 +216,7 @@
         <w:spacing w:after="240"/>
       </w:pPr>
       <w:r>
-        <w:t>Figur 1. Fyndplatser för naturvårdsarter i och inom 22 meter från avverkningsanmälan. Markörer utan svart kant är placerade på fyndplatsen. Markörer med svart kant är placerade vid sidan av fyndplatsen har ett svart streck som visar fyndplatsens exakta position. Kartans mittpunktskoordinat är N 7001785, E 514244 i SWEREF 99 TM.</w:t>
+        <w:t>Figur 1. Fyndplatser för naturvårdsarter i och inom 22 meter från avverkningsanmälan. Markörer utan svart kant är placerade på fyndplatsen. Markörer med svart kant är placerade vid sidan av fyndplatsen och har ett svart streck som visar fyndplatsens exakta position. Kartans mittpunktskoordinat är N 7001785, E 514244 i SWEREF 99 TM.</w:t>
       </w:r>
     </w:p>
     <w:p>
@@ -1127,7 +1127,7 @@
     <w:r>
       <w:tab/>
       <w:tab/>
-      <w:t>2026-08-14</w:t>
+      <w:t>2026-08-15</w:t>
       <w:br/>
       <w:br/>
     </w:r>

--- a/klagomål/A 18942-2026 FSC-klagomål.docx
+++ b/klagomål/A 18942-2026 FSC-klagomål.docx
@@ -1127,7 +1127,7 @@
     <w:r>
       <w:tab/>
       <w:tab/>
-      <w:t>2026-08-15</w:t>
+      <w:t>2026-08-16</w:t>
       <w:br/>
       <w:br/>
     </w:r>

--- a/klagomål/A 18942-2026 FSC-klagomål.docx
+++ b/klagomål/A 18942-2026 FSC-klagomål.docx
@@ -1127,7 +1127,7 @@
     <w:r>
       <w:tab/>
       <w:tab/>
-      <w:t>2026-08-16</w:t>
+      <w:t>2026-08-17</w:t>
       <w:br/>
       <w:br/>
     </w:r>

--- a/klagomål/A 18942-2026 FSC-klagomål.docx
+++ b/klagomål/A 18942-2026 FSC-klagomål.docx
@@ -1127,7 +1127,7 @@
     <w:r>
       <w:tab/>
       <w:tab/>
-      <w:t>2026-08-17</w:t>
+      <w:t>2026-08-18</w:t>
       <w:br/>
       <w:br/>
     </w:r>

--- a/klagomål/A 18942-2026 FSC-klagomål.docx
+++ b/klagomål/A 18942-2026 FSC-klagomål.docx
@@ -1127,7 +1127,7 @@
     <w:r>
       <w:tab/>
       <w:tab/>
-      <w:t>2026-08-18</w:t>
+      <w:t>2026-08-19</w:t>
       <w:br/>
       <w:br/>
     </w:r>

--- a/klagomål/A 18942-2026 FSC-klagomål.docx
+++ b/klagomål/A 18942-2026 FSC-klagomål.docx
@@ -1127,7 +1127,7 @@
     <w:r>
       <w:tab/>
       <w:tab/>
-      <w:t>2026-08-19</w:t>
+      <w:t>2026-08-20</w:t>
       <w:br/>
       <w:br/>
     </w:r>

--- a/klagomål/A 18942-2026 FSC-klagomål.docx
+++ b/klagomål/A 18942-2026 FSC-klagomål.docx
@@ -1127,7 +1127,7 @@
     <w:r>
       <w:tab/>
       <w:tab/>
-      <w:t>2026-08-20</w:t>
+      <w:t>2026-08-21</w:t>
       <w:br/>
       <w:br/>
     </w:r>

--- a/klagomål/A 18942-2026 FSC-klagomål.docx
+++ b/klagomål/A 18942-2026 FSC-klagomål.docx
@@ -1127,7 +1127,7 @@
     <w:r>
       <w:tab/>
       <w:tab/>
-      <w:t>2026-08-21</w:t>
+      <w:t>2026-08-22</w:t>
       <w:br/>
       <w:br/>
     </w:r>

--- a/klagomål/A 18942-2026 FSC-klagomål.docx
+++ b/klagomål/A 18942-2026 FSC-klagomål.docx
@@ -1127,7 +1127,7 @@
     <w:r>
       <w:tab/>
       <w:tab/>
-      <w:t>2026-08-22</w:t>
+      <w:t>2026-08-23</w:t>
       <w:br/>
       <w:br/>
     </w:r>

--- a/klagomål/A 18942-2026 FSC-klagomål.docx
+++ b/klagomål/A 18942-2026 FSC-klagomål.docx
@@ -1127,7 +1127,7 @@
     <w:r>
       <w:tab/>
       <w:tab/>
-      <w:t>2026-08-23</w:t>
+      <w:t>2026-08-24</w:t>
       <w:br/>
       <w:br/>
     </w:r>

--- a/klagomål/A 18942-2026 FSC-klagomål.docx
+++ b/klagomål/A 18942-2026 FSC-klagomål.docx
@@ -1127,7 +1127,7 @@
     <w:r>
       <w:tab/>
       <w:tab/>
-      <w:t>2026-08-24</w:t>
+      <w:t>2026-08-25</w:t>
       <w:br/>
       <w:br/>
     </w:r>

--- a/klagomål/A 18942-2026 FSC-klagomål.docx
+++ b/klagomål/A 18942-2026 FSC-klagomål.docx
@@ -1127,7 +1127,7 @@
     <w:r>
       <w:tab/>
       <w:tab/>
-      <w:t>2026-08-25</w:t>
+      <w:t>2026-08-26</w:t>
       <w:br/>
       <w:br/>
     </w:r>

--- a/klagomål/A 18942-2026 FSC-klagomål.docx
+++ b/klagomål/A 18942-2026 FSC-klagomål.docx
@@ -1127,7 +1127,7 @@
     <w:r>
       <w:tab/>
       <w:tab/>
-      <w:t>2026-08-26</w:t>
+      <w:t>2026-08-27</w:t>
       <w:br/>
       <w:br/>
     </w:r>

--- a/klagomål/A 18942-2026 FSC-klagomål.docx
+++ b/klagomål/A 18942-2026 FSC-klagomål.docx
@@ -1127,7 +1127,7 @@
     <w:r>
       <w:tab/>
       <w:tab/>
-      <w:t>2026-08-27</w:t>
+      <w:t>2026-08-28</w:t>
       <w:br/>
       <w:br/>
     </w:r>

--- a/klagomål/A 18942-2026 FSC-klagomål.docx
+++ b/klagomål/A 18942-2026 FSC-klagomål.docx
@@ -1127,7 +1127,7 @@
     <w:r>
       <w:tab/>
       <w:tab/>
-      <w:t>2026-08-28</w:t>
+      <w:t>2026-08-29</w:t>
       <w:br/>
       <w:br/>
     </w:r>

--- a/klagomål/A 18942-2026 FSC-klagomål.docx
+++ b/klagomål/A 18942-2026 FSC-klagomål.docx
@@ -1127,7 +1127,7 @@
     <w:r>
       <w:tab/>
       <w:tab/>
-      <w:t>2026-08-29</w:t>
+      <w:t>2026-08-31</w:t>
       <w:br/>
       <w:br/>
     </w:r>

--- a/klagomål/A 18942-2026 FSC-klagomål.docx
+++ b/klagomål/A 18942-2026 FSC-klagomål.docx
@@ -1127,7 +1127,7 @@
     <w:r>
       <w:tab/>
       <w:tab/>
-      <w:t>2026-08-31</w:t>
+      <w:t>2026-09-01</w:t>
       <w:br/>
       <w:br/>
     </w:r>

--- a/klagomål/A 18942-2026 FSC-klagomål.docx
+++ b/klagomål/A 18942-2026 FSC-klagomål.docx
@@ -1127,7 +1127,7 @@
     <w:r>
       <w:tab/>
       <w:tab/>
-      <w:t>2026-09-01</w:t>
+      <w:t>2026-09-02</w:t>
       <w:br/>
       <w:br/>
     </w:r>

--- a/klagomål/A 18942-2026 FSC-klagomål.docx
+++ b/klagomål/A 18942-2026 FSC-klagomål.docx
@@ -1127,7 +1127,7 @@
     <w:r>
       <w:tab/>
       <w:tab/>
-      <w:t>2026-09-02</w:t>
+      <w:t>2026-09-03</w:t>
       <w:br/>
       <w:br/>
     </w:r>

--- a/klagomål/A 18942-2026 FSC-klagomål.docx
+++ b/klagomål/A 18942-2026 FSC-klagomål.docx
@@ -1127,7 +1127,7 @@
     <w:r>
       <w:tab/>
       <w:tab/>
-      <w:t>2026-09-03</w:t>
+      <w:t>2026-09-04</w:t>
       <w:br/>
       <w:br/>
     </w:r>

--- a/klagomål/A 18942-2026 FSC-klagomål.docx
+++ b/klagomål/A 18942-2026 FSC-klagomål.docx
@@ -1127,7 +1127,7 @@
     <w:r>
       <w:tab/>
       <w:tab/>
-      <w:t>2026-09-04</w:t>
+      <w:t>2026-09-05</w:t>
       <w:br/>
       <w:br/>
     </w:r>

--- a/klagomål/A 18942-2026 FSC-klagomål.docx
+++ b/klagomål/A 18942-2026 FSC-klagomål.docx
@@ -1127,7 +1127,7 @@
     <w:r>
       <w:tab/>
       <w:tab/>
-      <w:t>2026-09-05</w:t>
+      <w:t>2026-09-06</w:t>
       <w:br/>
       <w:br/>
     </w:r>

--- a/klagomål/A 18942-2026 FSC-klagomål.docx
+++ b/klagomål/A 18942-2026 FSC-klagomål.docx
@@ -1127,7 +1127,7 @@
     <w:r>
       <w:tab/>
       <w:tab/>
-      <w:t>2026-09-06</w:t>
+      <w:t>2026-09-07</w:t>
       <w:br/>
       <w:br/>
     </w:r>

--- a/klagomål/A 18942-2026 FSC-klagomål.docx
+++ b/klagomål/A 18942-2026 FSC-klagomål.docx
@@ -1127,7 +1127,7 @@
     <w:r>
       <w:tab/>
       <w:tab/>
-      <w:t>2026-09-07</w:t>
+      <w:t>2026-09-08</w:t>
       <w:br/>
       <w:br/>
     </w:r>

--- a/klagomål/A 18942-2026 FSC-klagomål.docx
+++ b/klagomål/A 18942-2026 FSC-klagomål.docx
@@ -1127,7 +1127,7 @@
     <w:r>
       <w:tab/>
       <w:tab/>
-      <w:t>2026-09-08</w:t>
+      <w:t>2026-09-09</w:t>
       <w:br/>
       <w:br/>
     </w:r>

--- a/klagomål/A 18942-2026 FSC-klagomål.docx
+++ b/klagomål/A 18942-2026 FSC-klagomål.docx
@@ -1127,7 +1127,7 @@
     <w:r>
       <w:tab/>
       <w:tab/>
-      <w:t>2026-09-09</w:t>
+      <w:t>2026-09-10</w:t>
       <w:br/>
       <w:br/>
     </w:r>

--- a/klagomål/A 18942-2026 FSC-klagomål.docx
+++ b/klagomål/A 18942-2026 FSC-klagomål.docx
@@ -1127,7 +1127,7 @@
     <w:r>
       <w:tab/>
       <w:tab/>
-      <w:t>2026-09-10</w:t>
+      <w:t>2026-09-11</w:t>
       <w:br/>
       <w:br/>
     </w:r>

--- a/klagomål/A 18942-2026 FSC-klagomål.docx
+++ b/klagomål/A 18942-2026 FSC-klagomål.docx
@@ -1127,7 +1127,7 @@
     <w:r>
       <w:tab/>
       <w:tab/>
-      <w:t>2026-09-11</w:t>
+      <w:t>2026-09-12</w:t>
       <w:br/>
       <w:br/>
     </w:r>

--- a/klagomål/A 18942-2026 FSC-klagomål.docx
+++ b/klagomål/A 18942-2026 FSC-klagomål.docx
@@ -1127,7 +1127,7 @@
     <w:r>
       <w:tab/>
       <w:tab/>
-      <w:t>2026-09-12</w:t>
+      <w:t>2026-09-13</w:t>
       <w:br/>
       <w:br/>
     </w:r>
